--- a/lessons/6-12/downloads/6-12-notes-teacher.docx
+++ b/lessons/6-12/downloads/6-12-notes-teacher.docx
@@ -2391,7 +2391,7 @@
           <w:sz w:val="20"/>
           <w:szCs w:val="20"/>
         </w:rPr>
-        <w:t xml:space="preserve">A)  15</w:t>
+        <w:t xml:space="preserve">A)  3</w:t>
       </w:r>
     </w:p>
     <w:p>
@@ -2404,7 +2404,7 @@
           <w:sz w:val="20"/>
           <w:szCs w:val="20"/>
         </w:rPr>
-        <w:t xml:space="preserve">B)  3</w:t>
+        <w:t xml:space="preserve">B)  5</w:t>
       </w:r>
     </w:p>
     <w:p>
@@ -2417,7 +2417,7 @@
           <w:sz w:val="20"/>
           <w:szCs w:val="20"/>
         </w:rPr>
-        <w:t xml:space="preserve">C)  5</w:t>
+        <w:t xml:space="preserve">C)  15</w:t>
       </w:r>
     </w:p>
     <w:p>
@@ -2520,7 +2520,7 @@
           <w:sz w:val="21"/>
           <w:szCs w:val="21"/>
         </w:rPr>
-        <w:t xml:space="preserve">A. 15</w:t>
+        <w:t xml:space="preserve">C. 15</w:t>
       </w:r>
     </w:p>
     <w:p>
@@ -2603,7 +2603,7 @@
           <w:sz w:val="20"/>
           <w:szCs w:val="20"/>
         </w:rPr>
-        <w:t xml:space="preserve">A)  24</w:t>
+        <w:t xml:space="preserve">A)  6</w:t>
       </w:r>
     </w:p>
     <w:p>
@@ -2616,7 +2616,7 @@
           <w:sz w:val="20"/>
           <w:szCs w:val="20"/>
         </w:rPr>
-        <w:t xml:space="preserve">B)  48</w:t>
+        <w:t xml:space="preserve">B)  14</w:t>
       </w:r>
     </w:p>
     <w:p>
@@ -2629,7 +2629,7 @@
           <w:sz w:val="20"/>
           <w:szCs w:val="20"/>
         </w:rPr>
-        <w:t xml:space="preserve">C)  14</w:t>
+        <w:t xml:space="preserve">C)  24</w:t>
       </w:r>
     </w:p>
     <w:p>
@@ -2642,7 +2642,7 @@
           <w:sz w:val="20"/>
           <w:szCs w:val="20"/>
         </w:rPr>
-        <w:t xml:space="preserve">D)  6</w:t>
+        <w:t xml:space="preserve">D)  48</w:t>
       </w:r>
     </w:p>
     <w:p>
@@ -3480,7 +3480,7 @@
           <w:sz w:val="20"/>
           <w:szCs w:val="20"/>
         </w:rPr>
-        <w:t xml:space="preserve">A)  20</w:t>
+        <w:t xml:space="preserve">A)  2</w:t>
       </w:r>
     </w:p>
     <w:p>
@@ -3493,7 +3493,7 @@
           <w:sz w:val="20"/>
           <w:szCs w:val="20"/>
         </w:rPr>
-        <w:t xml:space="preserve">B)  40</w:t>
+        <w:t xml:space="preserve">B)  10</w:t>
       </w:r>
     </w:p>
     <w:p>
@@ -3506,7 +3506,7 @@
           <w:sz w:val="20"/>
           <w:szCs w:val="20"/>
         </w:rPr>
-        <w:t xml:space="preserve">C)  10</w:t>
+        <w:t xml:space="preserve">C)  20</w:t>
       </w:r>
     </w:p>
     <w:p>
@@ -3519,7 +3519,7 @@
           <w:sz w:val="20"/>
           <w:szCs w:val="20"/>
         </w:rPr>
-        <w:t xml:space="preserve">D)  2</w:t>
+        <w:t xml:space="preserve">D)  40</w:t>
       </w:r>
     </w:p>
     <w:p>
@@ -3610,7 +3610,7 @@
           <w:sz w:val="20"/>
           <w:szCs w:val="20"/>
         </w:rPr>
-        <w:t xml:space="preserve">A)  14</w:t>
+        <w:t xml:space="preserve">A)  2</w:t>
       </w:r>
     </w:p>
     <w:p>
@@ -3636,7 +3636,7 @@
           <w:sz w:val="20"/>
           <w:szCs w:val="20"/>
         </w:rPr>
-        <w:t xml:space="preserve">C)  2</w:t>
+        <w:t xml:space="preserve">C)  9</w:t>
       </w:r>
     </w:p>
     <w:p>
@@ -3649,7 +3649,7 @@
           <w:sz w:val="20"/>
           <w:szCs w:val="20"/>
         </w:rPr>
-        <w:t xml:space="preserve">D)  9</w:t>
+        <w:t xml:space="preserve">D)  14</w:t>
       </w:r>
     </w:p>
     <w:p>
@@ -3766,7 +3766,7 @@
           <w:sz w:val="20"/>
           <w:szCs w:val="20"/>
         </w:rPr>
-        <w:t xml:space="preserve">A)  9:00 AM (60 minutes later)</w:t>
+        <w:t xml:space="preserve">A)  8:30 AM (30 minutes later)</w:t>
       </w:r>
     </w:p>
     <w:p>
@@ -3779,7 +3779,7 @@
           <w:sz w:val="20"/>
           <w:szCs w:val="20"/>
         </w:rPr>
-        <w:t xml:space="preserve">B)  8:30 AM (30 minutes later)</w:t>
+        <w:t xml:space="preserve">B)  8:40 AM (40 minutes later)</w:t>
       </w:r>
     </w:p>
     <w:p>
@@ -3792,7 +3792,7 @@
           <w:sz w:val="20"/>
           <w:szCs w:val="20"/>
         </w:rPr>
-        <w:t xml:space="preserve">C)  8:40 AM (40 minutes later)</w:t>
+        <w:t xml:space="preserve">C)  9:00 AM (60 minutes later)</w:t>
       </w:r>
     </w:p>
     <w:p>
@@ -3929,7 +3929,7 @@
           <w:sz w:val="21"/>
           <w:szCs w:val="21"/>
         </w:rPr>
-        <w:t xml:space="preserve">A)  36</w:t>
+        <w:t xml:space="preserve">A)  3</w:t>
       </w:r>
     </w:p>
     <w:p>
@@ -3942,7 +3942,7 @@
           <w:sz w:val="21"/>
           <w:szCs w:val="21"/>
         </w:rPr>
-        <w:t xml:space="preserve">B)  108</w:t>
+        <w:t xml:space="preserve">B)  36</w:t>
       </w:r>
     </w:p>
     <w:p>
@@ -3955,7 +3955,7 @@
           <w:sz w:val="21"/>
           <w:szCs w:val="21"/>
         </w:rPr>
-        <w:t xml:space="preserve">C)  3</w:t>
+        <w:t xml:space="preserve">C)  72</w:t>
       </w:r>
     </w:p>
     <w:p>
@@ -3968,7 +3968,7 @@
           <w:sz w:val="21"/>
           <w:szCs w:val="21"/>
         </w:rPr>
-        <w:t xml:space="preserve">D)  72</w:t>
+        <w:t xml:space="preserve">D)  108</w:t>
       </w:r>
     </w:p>
     <w:p>
@@ -4171,7 +4171,7 @@
           <w:sz w:val="21"/>
           <w:szCs w:val="21"/>
         </w:rPr>
-        <w:t xml:space="preserve">A. 15</w:t>
+        <w:t xml:space="preserve">C. 15</w:t>
       </w:r>
     </w:p>
     <w:p>
@@ -4192,7 +4192,7 @@
           <w:sz w:val="21"/>
           <w:szCs w:val="21"/>
         </w:rPr>
-        <w:t xml:space="preserve">A. 24</w:t>
+        <w:t xml:space="preserve">C. 24</w:t>
       </w:r>
     </w:p>
     <w:p>
@@ -4270,7 +4270,7 @@
           <w:sz w:val="21"/>
           <w:szCs w:val="21"/>
         </w:rPr>
-        <w:t xml:space="preserve">A)  20</w:t>
+        <w:t xml:space="preserve">C)  20</w:t>
       </w:r>
       <w:r>
         <w:rPr>
@@ -4301,7 +4301,7 @@
           <w:sz w:val="21"/>
           <w:szCs w:val="21"/>
         </w:rPr>
-        <w:t xml:space="preserve">A)  14</w:t>
+        <w:t xml:space="preserve">D)  14</w:t>
       </w:r>
       <w:r>
         <w:rPr>
@@ -4348,7 +4348,7 @@
           <w:sz w:val="21"/>
           <w:szCs w:val="21"/>
         </w:rPr>
-        <w:t xml:space="preserve">A)  9:00 AM (60 minutes later)</w:t>
+        <w:t xml:space="preserve">C)  9:00 AM (60 minutes later)</w:t>
       </w:r>
       <w:r>
         <w:rPr>
@@ -4386,7 +4386,7 @@
           <w:sz w:val="21"/>
           <w:szCs w:val="21"/>
         </w:rPr>
-        <w:t xml:space="preserve">A)  36</w:t>
+        <w:t xml:space="preserve">B)  36</w:t>
       </w:r>
       <w:r>
         <w:rPr>

--- a/lessons/6-12/downloads/6-12-notes-teacher.docx
+++ b/lessons/6-12/downloads/6-12-notes-teacher.docx
@@ -249,25 +249,141 @@
           <w:sz w:val="19"/>
           <w:szCs w:val="19"/>
         </w:rPr>
-        <w:t xml:space="preserve">Look at the picture, read the word, then read what it means.</w:t>
+        <w:t xml:space="preserve">Review each concept term, definition, non-example, and visual clue.</w:t>
       </w:r>
     </w:p>
     <w:tbl>
       <w:tblPr>
-        <w:tblW w:type="pct" w:w="100%"/>
+        <w:tblW w:type="dxa" w:w="9360"/>
         <w:tblBorders>
-          <w:top w:val="none" w:color="FFFFFF" w:sz="0"/>
-          <w:left w:val="none" w:color="FFFFFF" w:sz="0"/>
-          <w:bottom w:val="single" w:color="C7D2DD" w:sz="4"/>
-          <w:right w:val="none" w:color="FFFFFF" w:sz="0"/>
-          <w:insideH w:val="none" w:color="FFFFFF" w:sz="0"/>
-          <w:insideV w:val="none" w:color="FFFFFF" w:sz="0"/>
+          <w:top w:val="single" w:color="C7D2DD" w:sz="6"/>
+          <w:left w:val="single" w:color="C7D2DD" w:sz="6"/>
+          <w:bottom w:val="single" w:color="C7D2DD" w:sz="6"/>
+          <w:right w:val="single" w:color="C7D2DD" w:sz="6"/>
+          <w:insideH w:val="single" w:color="C7D2DD" w:sz="6"/>
+          <w:insideV w:val="single" w:color="C7D2DD" w:sz="6"/>
         </w:tblBorders>
       </w:tblPr>
       <w:tblGrid>
         <w:gridCol w:w="1800"/>
-        <w:gridCol w:w="7560"/>
+        <w:gridCol w:w="3160"/>
+        <w:gridCol w:w="2200"/>
+        <w:gridCol w:w="2200"/>
       </w:tblGrid>
+      <w:tr>
+        <w:trPr>
+          <w:cantSplit/>
+          <w:tblHeader/>
+        </w:trPr>
+        <w:tc>
+          <w:tcPr>
+            <w:tcW w:type="dxa" w:w="1800"/>
+            <w:shd w:fill="EEF4F8" w:color="auto" w:val="clear"/>
+            <w:tcMar>
+              <w:top w:type="dxa" w:w="80"/>
+              <w:left w:type="dxa" w:w="100"/>
+              <w:bottom w:type="dxa" w:w="80"/>
+              <w:right w:type="dxa" w:w="100"/>
+            </w:tcMar>
+          </w:tcPr>
+          <w:p>
+            <w:pPr>
+              <w:spacing w:after="0"/>
+            </w:pPr>
+            <w:r>
+              <w:rPr>
+                <w:b/>
+                <w:bCs/>
+                <w:color w:val="12355B"/>
+                <w:sz w:val="19"/>
+                <w:szCs w:val="19"/>
+              </w:rPr>
+              <w:t xml:space="preserve">Concept Term</w:t>
+            </w:r>
+          </w:p>
+        </w:tc>
+        <w:tc>
+          <w:tcPr>
+            <w:tcW w:type="dxa" w:w="3160"/>
+            <w:shd w:fill="EEF4F8" w:color="auto" w:val="clear"/>
+            <w:tcMar>
+              <w:top w:type="dxa" w:w="80"/>
+              <w:left w:type="dxa" w:w="100"/>
+              <w:bottom w:type="dxa" w:w="80"/>
+              <w:right w:type="dxa" w:w="100"/>
+            </w:tcMar>
+          </w:tcPr>
+          <w:p>
+            <w:pPr>
+              <w:spacing w:after="0"/>
+            </w:pPr>
+            <w:r>
+              <w:rPr>
+                <w:b/>
+                <w:bCs/>
+                <w:color w:val="12355B"/>
+                <w:sz w:val="19"/>
+                <w:szCs w:val="19"/>
+              </w:rPr>
+              <w:t xml:space="preserve">Student-Friendly Definition</w:t>
+            </w:r>
+          </w:p>
+        </w:tc>
+        <w:tc>
+          <w:tcPr>
+            <w:tcW w:type="dxa" w:w="2200"/>
+            <w:shd w:fill="EEF4F8" w:color="auto" w:val="clear"/>
+            <w:tcMar>
+              <w:top w:type="dxa" w:w="80"/>
+              <w:left w:type="dxa" w:w="100"/>
+              <w:bottom w:type="dxa" w:w="80"/>
+              <w:right w:type="dxa" w:w="100"/>
+            </w:tcMar>
+          </w:tcPr>
+          <w:p>
+            <w:pPr>
+              <w:spacing w:after="0"/>
+            </w:pPr>
+            <w:r>
+              <w:rPr>
+                <w:b/>
+                <w:bCs/>
+                <w:color w:val="12355B"/>
+                <w:sz w:val="19"/>
+                <w:szCs w:val="19"/>
+              </w:rPr>
+              <w:t xml:space="preserve">Non-Example</w:t>
+            </w:r>
+          </w:p>
+        </w:tc>
+        <w:tc>
+          <w:tcPr>
+            <w:tcW w:type="dxa" w:w="2200"/>
+            <w:shd w:fill="EEF4F8" w:color="auto" w:val="clear"/>
+            <w:tcMar>
+              <w:top w:type="dxa" w:w="80"/>
+              <w:left w:type="dxa" w:w="100"/>
+              <w:bottom w:type="dxa" w:w="80"/>
+              <w:right w:type="dxa" w:w="100"/>
+            </w:tcMar>
+          </w:tcPr>
+          <w:p>
+            <w:pPr>
+              <w:spacing w:after="0"/>
+            </w:pPr>
+            <w:r>
+              <w:rPr>
+                <w:b/>
+                <w:bCs/>
+                <w:color w:val="12355B"/>
+                <w:sz w:val="19"/>
+                <w:szCs w:val="19"/>
+              </w:rPr>
+              <w:t xml:space="preserve">Visual Clue</w:t>
+            </w:r>
+          </w:p>
+        </w:tc>
+      </w:tr>
       <w:tr>
         <w:trPr>
           <w:cantSplit/>
@@ -276,22 +392,126 @@
           <w:tcPr>
             <w:tcW w:type="dxa" w:w="1800"/>
             <w:tcMar>
-              <w:top w:type="dxa" w:w="100"/>
-              <w:left w:type="dxa" w:w="40"/>
-              <w:bottom w:type="dxa" w:w="100"/>
-              <w:right w:type="dxa" w:w="120"/>
+              <w:top w:type="dxa" w:w="80"/>
+              <w:left w:type="dxa" w:w="100"/>
+              <w:bottom w:type="dxa" w:w="80"/>
+              <w:right w:type="dxa" w:w="100"/>
             </w:tcMar>
-            <w:vAlign w:val="center"/>
+            <w:vAlign w:val="top"/>
           </w:tcPr>
           <w:p>
             <w:pPr>
+              <w:spacing w:after="30"/>
+            </w:pPr>
+            <w:r>
+              <w:rPr>
+                <w:b/>
+                <w:bCs/>
+                <w:color w:val="12355B"/>
+                <w:sz w:val="21"/>
+                <w:szCs w:val="21"/>
+              </w:rPr>
+              <w:t xml:space="preserve">Least Common Multiple</w:t>
+            </w:r>
+          </w:p>
+          <w:p>
+            <w:pPr>
               <w:spacing w:after="0"/>
+            </w:pPr>
+            <w:r>
+              <w:rPr>
+                <w:i/>
+                <w:iCs/>
+                <w:color w:val="5F6F80"/>
+                <w:sz w:val="18"/>
+                <w:szCs w:val="18"/>
+              </w:rPr>
+              <w:t xml:space="preserve">Mínimo común múltiplo</w:t>
+            </w:r>
+          </w:p>
+        </w:tc>
+        <w:tc>
+          <w:tcPr>
+            <w:tcW w:type="dxa" w:w="3160"/>
+            <w:tcMar>
+              <w:top w:type="dxa" w:w="80"/>
+              <w:left w:type="dxa" w:w="100"/>
+              <w:bottom w:type="dxa" w:w="80"/>
+              <w:right w:type="dxa" w:w="100"/>
+            </w:tcMar>
+            <w:vAlign w:val="top"/>
+          </w:tcPr>
+          <w:p>
+            <w:pPr>
+              <w:spacing w:after="0"/>
+            </w:pPr>
+            <w:r>
+              <w:rPr>
+                <w:sz w:val="20"/>
+                <w:szCs w:val="20"/>
+              </w:rPr>
+              <w:t xml:space="preserve">The least positive number that is a multiple of two or more numbers.</w:t>
+            </w:r>
+          </w:p>
+        </w:tc>
+        <w:tc>
+          <w:tcPr>
+            <w:tcW w:type="dxa" w:w="2200"/>
+            <w:tcMar>
+              <w:top w:type="dxa" w:w="80"/>
+              <w:left w:type="dxa" w:w="100"/>
+              <w:bottom w:type="dxa" w:w="80"/>
+              <w:right w:type="dxa" w:w="100"/>
+            </w:tcMar>
+            <w:vAlign w:val="top"/>
+          </w:tcPr>
+          <w:p>
+            <w:pPr>
+              <w:spacing w:after="40"/>
+            </w:pPr>
+            <w:r>
+              <w:rPr>
+                <w:i/>
+                <w:iCs/>
+                <w:color w:val="5F6F80"/>
+                <w:sz w:val="19"/>
+                <w:szCs w:val="19"/>
+              </w:rPr>
+              <w:t xml:space="preserve">Not Least Common Multiple: write a counter-example that breaks the definition.</w:t>
+            </w:r>
+          </w:p>
+          <w:p>
+            <w:pPr>
+              <w:pBdr>
+                <w:bottom w:val="single" w:color="AFBECC" w:sz="6"/>
+              </w:pBdr>
+              <w:spacing w:after="30" w:before="150"/>
+            </w:pPr>
+            <w:r>
+              <w:t xml:space="preserve"/>
+            </w:r>
+          </w:p>
+        </w:tc>
+        <w:tc>
+          <w:tcPr>
+            <w:tcW w:type="dxa" w:w="2200"/>
+            <w:tcMar>
+              <w:top w:type="dxa" w:w="80"/>
+              <w:left w:type="dxa" w:w="100"/>
+              <w:bottom w:type="dxa" w:w="80"/>
+              <w:right w:type="dxa" w:w="100"/>
+            </w:tcMar>
+            <w:vAlign w:val="top"/>
+          </w:tcPr>
+          <w:p>
+            <w:pPr>
+              <w:spacing w:after="40"/>
               <w:jc w:val="center"/>
             </w:pPr>
             <w:r>
               <w:drawing>
                 <wp:inline distT="0" distB="0" distL="0" distR="0">
-                  <wp:extent cx="1047750" cy="790575"/>
+                  <wp:extent cx="876300" cy="657225"/>
                   <wp:effectExtent t="0" r="0" b="0" l="0"/>
                   <wp:docPr id="1" name="" descr="" title=""/>
                   <wp:cNvGraphicFramePr>
@@ -316,7 +536,7 @@
                         <pic:spPr bwMode="auto">
                           <a:xfrm>
                             <a:off x="0" y="0"/>
-                            <a:ext cx="1047750" cy="790575"/>
+                            <a:ext cx="876300" cy="657225"/>
                           </a:xfrm>
                           <a:prstGeom prst="rect">
                             <a:avLst/>
@@ -329,69 +549,10 @@
               </w:drawing>
             </w:r>
           </w:p>
-        </w:tc>
-        <w:tc>
-          <w:tcPr>
-            <w:tcW w:type="dxa" w:w="7560"/>
-            <w:tcMar>
-              <w:top w:type="dxa" w:w="100"/>
-              <w:left w:type="dxa" w:w="40"/>
-              <w:bottom w:type="dxa" w:w="100"/>
-              <w:right w:type="dxa" w:w="40"/>
-            </w:tcMar>
-            <w:vAlign w:val="center"/>
-          </w:tcPr>
-          <w:p>
-            <w:pPr>
-              <w:spacing w:after="50"/>
-            </w:pPr>
-            <w:r>
-              <w:rPr>
-                <w:b/>
-                <w:bCs/>
-                <w:color w:val="12355B"/>
-                <w:sz w:val="24"/>
-                <w:szCs w:val="24"/>
-              </w:rPr>
-              <w:t xml:space="preserve">Least Common Multiple</w:t>
-            </w:r>
-            <w:r>
-              <w:rPr>
-                <w:i/>
-                <w:iCs/>
-                <w:color w:val="5F6F80"/>
-                <w:sz w:val="19"/>
-                <w:szCs w:val="19"/>
-              </w:rPr>
-              <w:t xml:space="preserve">   Mínimo común múltiplo</w:t>
-            </w:r>
-          </w:p>
-          <w:p>
-            <w:pPr>
-              <w:spacing w:after="40"/>
-            </w:pPr>
-            <w:r>
-              <w:rPr>
-                <w:sz w:val="21"/>
-                <w:szCs w:val="21"/>
-              </w:rPr>
-              <w:t xml:space="preserve">The least positive number that is a multiple of two or more numbers.</w:t>
-            </w:r>
-          </w:p>
           <w:p>
             <w:pPr>
               <w:spacing w:after="0"/>
             </w:pPr>
-            <w:r>
-              <w:rPr>
-                <w:b/>
-                <w:bCs/>
-                <w:color w:val="1FA6A2"/>
-                <w:sz w:val="18"/>
-                <w:szCs w:val="18"/>
-              </w:rPr>
-              <w:t xml:space="preserve">Example:  </w:t>
-            </w:r>
             <w:r>
               <w:rPr>
                 <w:i/>
@@ -405,23 +566,6 @@
           </w:p>
         </w:tc>
       </w:tr>
-    </w:tbl>
-    <w:tbl>
-      <w:tblPr>
-        <w:tblW w:type="pct" w:w="100%"/>
-        <w:tblBorders>
-          <w:top w:val="none" w:color="FFFFFF" w:sz="0"/>
-          <w:left w:val="none" w:color="FFFFFF" w:sz="0"/>
-          <w:bottom w:val="single" w:color="C7D2DD" w:sz="4"/>
-          <w:right w:val="none" w:color="FFFFFF" w:sz="0"/>
-          <w:insideH w:val="none" w:color="FFFFFF" w:sz="0"/>
-          <w:insideV w:val="none" w:color="FFFFFF" w:sz="0"/>
-        </w:tblBorders>
-      </w:tblPr>
-      <w:tblGrid>
-        <w:gridCol w:w="1800"/>
-        <w:gridCol w:w="7560"/>
-      </w:tblGrid>
       <w:tr>
         <w:trPr>
           <w:cantSplit/>
@@ -430,22 +574,126 @@
           <w:tcPr>
             <w:tcW w:type="dxa" w:w="1800"/>
             <w:tcMar>
-              <w:top w:type="dxa" w:w="100"/>
-              <w:left w:type="dxa" w:w="40"/>
-              <w:bottom w:type="dxa" w:w="100"/>
-              <w:right w:type="dxa" w:w="120"/>
+              <w:top w:type="dxa" w:w="80"/>
+              <w:left w:type="dxa" w:w="100"/>
+              <w:bottom w:type="dxa" w:w="80"/>
+              <w:right w:type="dxa" w:w="100"/>
             </w:tcMar>
-            <w:vAlign w:val="center"/>
+            <w:vAlign w:val="top"/>
           </w:tcPr>
           <w:p>
             <w:pPr>
+              <w:spacing w:after="30"/>
+            </w:pPr>
+            <w:r>
+              <w:rPr>
+                <w:b/>
+                <w:bCs/>
+                <w:color w:val="12355B"/>
+                <w:sz w:val="21"/>
+                <w:szCs w:val="21"/>
+              </w:rPr>
+              <w:t xml:space="preserve">Multiple</w:t>
+            </w:r>
+          </w:p>
+          <w:p>
+            <w:pPr>
               <w:spacing w:after="0"/>
+            </w:pPr>
+            <w:r>
+              <w:rPr>
+                <w:i/>
+                <w:iCs/>
+                <w:color w:val="5F6F80"/>
+                <w:sz w:val="18"/>
+                <w:szCs w:val="18"/>
+              </w:rPr>
+              <w:t xml:space="preserve">Múltiplo</w:t>
+            </w:r>
+          </w:p>
+        </w:tc>
+        <w:tc>
+          <w:tcPr>
+            <w:tcW w:type="dxa" w:w="3160"/>
+            <w:tcMar>
+              <w:top w:type="dxa" w:w="80"/>
+              <w:left w:type="dxa" w:w="100"/>
+              <w:bottom w:type="dxa" w:w="80"/>
+              <w:right w:type="dxa" w:w="100"/>
+            </w:tcMar>
+            <w:vAlign w:val="top"/>
+          </w:tcPr>
+          <w:p>
+            <w:pPr>
+              <w:spacing w:after="0"/>
+            </w:pPr>
+            <w:r>
+              <w:rPr>
+                <w:sz w:val="20"/>
+                <w:szCs w:val="20"/>
+              </w:rPr>
+              <w:t xml:space="preserve">What you get when you multiply a number by 1, 2, 3, and so on.</w:t>
+            </w:r>
+          </w:p>
+        </w:tc>
+        <w:tc>
+          <w:tcPr>
+            <w:tcW w:type="dxa" w:w="2200"/>
+            <w:tcMar>
+              <w:top w:type="dxa" w:w="80"/>
+              <w:left w:type="dxa" w:w="100"/>
+              <w:bottom w:type="dxa" w:w="80"/>
+              <w:right w:type="dxa" w:w="100"/>
+            </w:tcMar>
+            <w:vAlign w:val="top"/>
+          </w:tcPr>
+          <w:p>
+            <w:pPr>
+              <w:spacing w:after="40"/>
+            </w:pPr>
+            <w:r>
+              <w:rPr>
+                <w:i/>
+                <w:iCs/>
+                <w:color w:val="5F6F80"/>
+                <w:sz w:val="19"/>
+                <w:szCs w:val="19"/>
+              </w:rPr>
+              <w:t xml:space="preserve">Not Multiple: write a counter-example that breaks the definition.</w:t>
+            </w:r>
+          </w:p>
+          <w:p>
+            <w:pPr>
+              <w:pBdr>
+                <w:bottom w:val="single" w:color="AFBECC" w:sz="6"/>
+              </w:pBdr>
+              <w:spacing w:after="30" w:before="150"/>
+            </w:pPr>
+            <w:r>
+              <w:t xml:space="preserve"/>
+            </w:r>
+          </w:p>
+        </w:tc>
+        <w:tc>
+          <w:tcPr>
+            <w:tcW w:type="dxa" w:w="2200"/>
+            <w:tcMar>
+              <w:top w:type="dxa" w:w="80"/>
+              <w:left w:type="dxa" w:w="100"/>
+              <w:bottom w:type="dxa" w:w="80"/>
+              <w:right w:type="dxa" w:w="100"/>
+            </w:tcMar>
+            <w:vAlign w:val="top"/>
+          </w:tcPr>
+          <w:p>
+            <w:pPr>
+              <w:spacing w:after="40"/>
               <w:jc w:val="center"/>
             </w:pPr>
             <w:r>
               <w:drawing>
                 <wp:inline distT="0" distB="0" distL="0" distR="0">
-                  <wp:extent cx="1047750" cy="790575"/>
+                  <wp:extent cx="876300" cy="657225"/>
                   <wp:effectExtent t="0" r="0" b="0" l="0"/>
                   <wp:docPr id="1" name="" descr="" title=""/>
                   <wp:cNvGraphicFramePr>
@@ -470,7 +718,7 @@
                         <pic:spPr bwMode="auto">
                           <a:xfrm>
                             <a:off x="0" y="0"/>
-                            <a:ext cx="1047750" cy="790575"/>
+                            <a:ext cx="876300" cy="657225"/>
                           </a:xfrm>
                           <a:prstGeom prst="rect">
                             <a:avLst/>
@@ -483,69 +731,10 @@
               </w:drawing>
             </w:r>
           </w:p>
-        </w:tc>
-        <w:tc>
-          <w:tcPr>
-            <w:tcW w:type="dxa" w:w="7560"/>
-            <w:tcMar>
-              <w:top w:type="dxa" w:w="100"/>
-              <w:left w:type="dxa" w:w="40"/>
-              <w:bottom w:type="dxa" w:w="100"/>
-              <w:right w:type="dxa" w:w="40"/>
-            </w:tcMar>
-            <w:vAlign w:val="center"/>
-          </w:tcPr>
-          <w:p>
-            <w:pPr>
-              <w:spacing w:after="50"/>
-            </w:pPr>
-            <w:r>
-              <w:rPr>
-                <w:b/>
-                <w:bCs/>
-                <w:color w:val="12355B"/>
-                <w:sz w:val="24"/>
-                <w:szCs w:val="24"/>
-              </w:rPr>
-              <w:t xml:space="preserve">Multiple</w:t>
-            </w:r>
-            <w:r>
-              <w:rPr>
-                <w:i/>
-                <w:iCs/>
-                <w:color w:val="5F6F80"/>
-                <w:sz w:val="19"/>
-                <w:szCs w:val="19"/>
-              </w:rPr>
-              <w:t xml:space="preserve">   Múltiplo</w:t>
-            </w:r>
-          </w:p>
-          <w:p>
-            <w:pPr>
-              <w:spacing w:after="40"/>
-            </w:pPr>
-            <w:r>
-              <w:rPr>
-                <w:sz w:val="21"/>
-                <w:szCs w:val="21"/>
-              </w:rPr>
-              <w:t xml:space="preserve">What you get when you multiply a number by 1, 2, 3, and so on.</w:t>
-            </w:r>
-          </w:p>
           <w:p>
             <w:pPr>
               <w:spacing w:after="0"/>
             </w:pPr>
-            <w:r>
-              <w:rPr>
-                <w:b/>
-                <w:bCs/>
-                <w:color w:val="1FA6A2"/>
-                <w:sz w:val="18"/>
-                <w:szCs w:val="18"/>
-              </w:rPr>
-              <w:t xml:space="preserve">Example:  </w:t>
-            </w:r>
             <w:r>
               <w:rPr>
                 <w:i/>
@@ -559,23 +748,6 @@
           </w:p>
         </w:tc>
       </w:tr>
-    </w:tbl>
-    <w:tbl>
-      <w:tblPr>
-        <w:tblW w:type="pct" w:w="100%"/>
-        <w:tblBorders>
-          <w:top w:val="none" w:color="FFFFFF" w:sz="0"/>
-          <w:left w:val="none" w:color="FFFFFF" w:sz="0"/>
-          <w:bottom w:val="single" w:color="C7D2DD" w:sz="4"/>
-          <w:right w:val="none" w:color="FFFFFF" w:sz="0"/>
-          <w:insideH w:val="none" w:color="FFFFFF" w:sz="0"/>
-          <w:insideV w:val="none" w:color="FFFFFF" w:sz="0"/>
-        </w:tblBorders>
-      </w:tblPr>
-      <w:tblGrid>
-        <w:gridCol w:w="1800"/>
-        <w:gridCol w:w="7560"/>
-      </w:tblGrid>
       <w:tr>
         <w:trPr>
           <w:cantSplit/>
@@ -584,22 +756,126 @@
           <w:tcPr>
             <w:tcW w:type="dxa" w:w="1800"/>
             <w:tcMar>
-              <w:top w:type="dxa" w:w="100"/>
-              <w:left w:type="dxa" w:w="40"/>
-              <w:bottom w:type="dxa" w:w="100"/>
-              <w:right w:type="dxa" w:w="120"/>
+              <w:top w:type="dxa" w:w="80"/>
+              <w:left w:type="dxa" w:w="100"/>
+              <w:bottom w:type="dxa" w:w="80"/>
+              <w:right w:type="dxa" w:w="100"/>
             </w:tcMar>
-            <w:vAlign w:val="center"/>
+            <w:vAlign w:val="top"/>
           </w:tcPr>
           <w:p>
             <w:pPr>
+              <w:spacing w:after="30"/>
+            </w:pPr>
+            <w:r>
+              <w:rPr>
+                <w:b/>
+                <w:bCs/>
+                <w:color w:val="12355B"/>
+                <w:sz w:val="21"/>
+                <w:szCs w:val="21"/>
+              </w:rPr>
+              <w:t xml:space="preserve">Common multiple</w:t>
+            </w:r>
+          </w:p>
+          <w:p>
+            <w:pPr>
               <w:spacing w:after="0"/>
+            </w:pPr>
+            <w:r>
+              <w:rPr>
+                <w:i/>
+                <w:iCs/>
+                <w:color w:val="5F6F80"/>
+                <w:sz w:val="18"/>
+                <w:szCs w:val="18"/>
+              </w:rPr>
+              <w:t xml:space="preserve">Múltiplo común</w:t>
+            </w:r>
+          </w:p>
+        </w:tc>
+        <w:tc>
+          <w:tcPr>
+            <w:tcW w:type="dxa" w:w="3160"/>
+            <w:tcMar>
+              <w:top w:type="dxa" w:w="80"/>
+              <w:left w:type="dxa" w:w="100"/>
+              <w:bottom w:type="dxa" w:w="80"/>
+              <w:right w:type="dxa" w:w="100"/>
+            </w:tcMar>
+            <w:vAlign w:val="top"/>
+          </w:tcPr>
+          <w:p>
+            <w:pPr>
+              <w:spacing w:after="0"/>
+            </w:pPr>
+            <w:r>
+              <w:rPr>
+                <w:sz w:val="20"/>
+                <w:szCs w:val="20"/>
+              </w:rPr>
+              <w:t xml:space="preserve">A number that two or more numbers both go into.</w:t>
+            </w:r>
+          </w:p>
+        </w:tc>
+        <w:tc>
+          <w:tcPr>
+            <w:tcW w:type="dxa" w:w="2200"/>
+            <w:tcMar>
+              <w:top w:type="dxa" w:w="80"/>
+              <w:left w:type="dxa" w:w="100"/>
+              <w:bottom w:type="dxa" w:w="80"/>
+              <w:right w:type="dxa" w:w="100"/>
+            </w:tcMar>
+            <w:vAlign w:val="top"/>
+          </w:tcPr>
+          <w:p>
+            <w:pPr>
+              <w:spacing w:after="40"/>
+            </w:pPr>
+            <w:r>
+              <w:rPr>
+                <w:i/>
+                <w:iCs/>
+                <w:color w:val="5F6F80"/>
+                <w:sz w:val="19"/>
+                <w:szCs w:val="19"/>
+              </w:rPr>
+              <w:t xml:space="preserve">Not Common multiple: write a counter-example that breaks the definition.</w:t>
+            </w:r>
+          </w:p>
+          <w:p>
+            <w:pPr>
+              <w:pBdr>
+                <w:bottom w:val="single" w:color="AFBECC" w:sz="6"/>
+              </w:pBdr>
+              <w:spacing w:after="30" w:before="150"/>
+            </w:pPr>
+            <w:r>
+              <w:t xml:space="preserve"/>
+            </w:r>
+          </w:p>
+        </w:tc>
+        <w:tc>
+          <w:tcPr>
+            <w:tcW w:type="dxa" w:w="2200"/>
+            <w:tcMar>
+              <w:top w:type="dxa" w:w="80"/>
+              <w:left w:type="dxa" w:w="100"/>
+              <w:bottom w:type="dxa" w:w="80"/>
+              <w:right w:type="dxa" w:w="100"/>
+            </w:tcMar>
+            <w:vAlign w:val="top"/>
+          </w:tcPr>
+          <w:p>
+            <w:pPr>
+              <w:spacing w:after="40"/>
               <w:jc w:val="center"/>
             </w:pPr>
             <w:r>
               <w:drawing>
                 <wp:inline distT="0" distB="0" distL="0" distR="0">
-                  <wp:extent cx="1047750" cy="790575"/>
+                  <wp:extent cx="876300" cy="657225"/>
                   <wp:effectExtent t="0" r="0" b="0" l="0"/>
                   <wp:docPr id="1" name="" descr="" title=""/>
                   <wp:cNvGraphicFramePr>
@@ -624,7 +900,7 @@
                         <pic:spPr bwMode="auto">
                           <a:xfrm>
                             <a:off x="0" y="0"/>
-                            <a:ext cx="1047750" cy="790575"/>
+                            <a:ext cx="876300" cy="657225"/>
                           </a:xfrm>
                           <a:prstGeom prst="rect">
                             <a:avLst/>
@@ -637,69 +913,10 @@
               </w:drawing>
             </w:r>
           </w:p>
-        </w:tc>
-        <w:tc>
-          <w:tcPr>
-            <w:tcW w:type="dxa" w:w="7560"/>
-            <w:tcMar>
-              <w:top w:type="dxa" w:w="100"/>
-              <w:left w:type="dxa" w:w="40"/>
-              <w:bottom w:type="dxa" w:w="100"/>
-              <w:right w:type="dxa" w:w="40"/>
-            </w:tcMar>
-            <w:vAlign w:val="center"/>
-          </w:tcPr>
-          <w:p>
-            <w:pPr>
-              <w:spacing w:after="50"/>
-            </w:pPr>
-            <w:r>
-              <w:rPr>
-                <w:b/>
-                <w:bCs/>
-                <w:color w:val="12355B"/>
-                <w:sz w:val="24"/>
-                <w:szCs w:val="24"/>
-              </w:rPr>
-              <w:t xml:space="preserve">Common multiple</w:t>
-            </w:r>
-            <w:r>
-              <w:rPr>
-                <w:i/>
-                <w:iCs/>
-                <w:color w:val="5F6F80"/>
-                <w:sz w:val="19"/>
-                <w:szCs w:val="19"/>
-              </w:rPr>
-              <w:t xml:space="preserve">   Múltiplo común</w:t>
-            </w:r>
-          </w:p>
-          <w:p>
-            <w:pPr>
-              <w:spacing w:after="40"/>
-            </w:pPr>
-            <w:r>
-              <w:rPr>
-                <w:sz w:val="21"/>
-                <w:szCs w:val="21"/>
-              </w:rPr>
-              <w:t xml:space="preserve">A number that two or more numbers both go into.</w:t>
-            </w:r>
-          </w:p>
           <w:p>
             <w:pPr>
               <w:spacing w:after="0"/>
             </w:pPr>
-            <w:r>
-              <w:rPr>
-                <w:b/>
-                <w:bCs/>
-                <w:color w:val="1FA6A2"/>
-                <w:sz w:val="18"/>
-                <w:szCs w:val="18"/>
-              </w:rPr>
-              <w:t xml:space="preserve">Example:  </w:t>
-            </w:r>
             <w:r>
               <w:rPr>
                 <w:i/>
@@ -713,23 +930,6 @@
           </w:p>
         </w:tc>
       </w:tr>
-    </w:tbl>
-    <w:tbl>
-      <w:tblPr>
-        <w:tblW w:type="pct" w:w="100%"/>
-        <w:tblBorders>
-          <w:top w:val="none" w:color="FFFFFF" w:sz="0"/>
-          <w:left w:val="none" w:color="FFFFFF" w:sz="0"/>
-          <w:bottom w:val="single" w:color="C7D2DD" w:sz="4"/>
-          <w:right w:val="none" w:color="FFFFFF" w:sz="0"/>
-          <w:insideH w:val="none" w:color="FFFFFF" w:sz="0"/>
-          <w:insideV w:val="none" w:color="FFFFFF" w:sz="0"/>
-        </w:tblBorders>
-      </w:tblPr>
-      <w:tblGrid>
-        <w:gridCol w:w="1800"/>
-        <w:gridCol w:w="7560"/>
-      </w:tblGrid>
       <w:tr>
         <w:trPr>
           <w:cantSplit/>
@@ -738,22 +938,126 @@
           <w:tcPr>
             <w:tcW w:type="dxa" w:w="1800"/>
             <w:tcMar>
-              <w:top w:type="dxa" w:w="100"/>
-              <w:left w:type="dxa" w:w="40"/>
-              <w:bottom w:type="dxa" w:w="100"/>
-              <w:right w:type="dxa" w:w="120"/>
+              <w:top w:type="dxa" w:w="80"/>
+              <w:left w:type="dxa" w:w="100"/>
+              <w:bottom w:type="dxa" w:w="80"/>
+              <w:right w:type="dxa" w:w="100"/>
             </w:tcMar>
-            <w:vAlign w:val="center"/>
+            <w:vAlign w:val="top"/>
           </w:tcPr>
           <w:p>
             <w:pPr>
+              <w:spacing w:after="30"/>
+            </w:pPr>
+            <w:r>
+              <w:rPr>
+                <w:b/>
+                <w:bCs/>
+                <w:color w:val="12355B"/>
+                <w:sz w:val="21"/>
+                <w:szCs w:val="21"/>
+              </w:rPr>
+              <w:t xml:space="preserve">Skip counting</w:t>
+            </w:r>
+          </w:p>
+          <w:p>
+            <w:pPr>
               <w:spacing w:after="0"/>
+            </w:pPr>
+            <w:r>
+              <w:rPr>
+                <w:i/>
+                <w:iCs/>
+                <w:color w:val="5F6F80"/>
+                <w:sz w:val="18"/>
+                <w:szCs w:val="18"/>
+              </w:rPr>
+              <w:t xml:space="preserve">Conteo salteado</w:t>
+            </w:r>
+          </w:p>
+        </w:tc>
+        <w:tc>
+          <w:tcPr>
+            <w:tcW w:type="dxa" w:w="3160"/>
+            <w:tcMar>
+              <w:top w:type="dxa" w:w="80"/>
+              <w:left w:type="dxa" w:w="100"/>
+              <w:bottom w:type="dxa" w:w="80"/>
+              <w:right w:type="dxa" w:w="100"/>
+            </w:tcMar>
+            <w:vAlign w:val="top"/>
+          </w:tcPr>
+          <w:p>
+            <w:pPr>
+              <w:spacing w:after="0"/>
+            </w:pPr>
+            <w:r>
+              <w:rPr>
+                <w:sz w:val="20"/>
+                <w:szCs w:val="20"/>
+              </w:rPr>
+              <w:t xml:space="preserve">Counting by a number, like 2, 4, 6, to list its multiples.</w:t>
+            </w:r>
+          </w:p>
+        </w:tc>
+        <w:tc>
+          <w:tcPr>
+            <w:tcW w:type="dxa" w:w="2200"/>
+            <w:tcMar>
+              <w:top w:type="dxa" w:w="80"/>
+              <w:left w:type="dxa" w:w="100"/>
+              <w:bottom w:type="dxa" w:w="80"/>
+              <w:right w:type="dxa" w:w="100"/>
+            </w:tcMar>
+            <w:vAlign w:val="top"/>
+          </w:tcPr>
+          <w:p>
+            <w:pPr>
+              <w:spacing w:after="40"/>
+            </w:pPr>
+            <w:r>
+              <w:rPr>
+                <w:i/>
+                <w:iCs/>
+                <w:color w:val="5F6F80"/>
+                <w:sz w:val="19"/>
+                <w:szCs w:val="19"/>
+              </w:rPr>
+              <w:t xml:space="preserve">Not Skip counting: write a counter-example that breaks the definition.</w:t>
+            </w:r>
+          </w:p>
+          <w:p>
+            <w:pPr>
+              <w:pBdr>
+                <w:bottom w:val="single" w:color="AFBECC" w:sz="6"/>
+              </w:pBdr>
+              <w:spacing w:after="30" w:before="150"/>
+            </w:pPr>
+            <w:r>
+              <w:t xml:space="preserve"/>
+            </w:r>
+          </w:p>
+        </w:tc>
+        <w:tc>
+          <w:tcPr>
+            <w:tcW w:type="dxa" w:w="2200"/>
+            <w:tcMar>
+              <w:top w:type="dxa" w:w="80"/>
+              <w:left w:type="dxa" w:w="100"/>
+              <w:bottom w:type="dxa" w:w="80"/>
+              <w:right w:type="dxa" w:w="100"/>
+            </w:tcMar>
+            <w:vAlign w:val="top"/>
+          </w:tcPr>
+          <w:p>
+            <w:pPr>
+              <w:spacing w:after="40"/>
               <w:jc w:val="center"/>
             </w:pPr>
             <w:r>
               <w:drawing>
                 <wp:inline distT="0" distB="0" distL="0" distR="0">
-                  <wp:extent cx="1047750" cy="790575"/>
+                  <wp:extent cx="876300" cy="657225"/>
                   <wp:effectExtent t="0" r="0" b="0" l="0"/>
                   <wp:docPr id="1" name="" descr="" title=""/>
                   <wp:cNvGraphicFramePr>
@@ -778,7 +1082,7 @@
                         <pic:spPr bwMode="auto">
                           <a:xfrm>
                             <a:off x="0" y="0"/>
-                            <a:ext cx="1047750" cy="790575"/>
+                            <a:ext cx="876300" cy="657225"/>
                           </a:xfrm>
                           <a:prstGeom prst="rect">
                             <a:avLst/>
@@ -791,69 +1095,10 @@
               </w:drawing>
             </w:r>
           </w:p>
-        </w:tc>
-        <w:tc>
-          <w:tcPr>
-            <w:tcW w:type="dxa" w:w="7560"/>
-            <w:tcMar>
-              <w:top w:type="dxa" w:w="100"/>
-              <w:left w:type="dxa" w:w="40"/>
-              <w:bottom w:type="dxa" w:w="100"/>
-              <w:right w:type="dxa" w:w="40"/>
-            </w:tcMar>
-            <w:vAlign w:val="center"/>
-          </w:tcPr>
-          <w:p>
-            <w:pPr>
-              <w:spacing w:after="50"/>
-            </w:pPr>
-            <w:r>
-              <w:rPr>
-                <w:b/>
-                <w:bCs/>
-                <w:color w:val="12355B"/>
-                <w:sz w:val="24"/>
-                <w:szCs w:val="24"/>
-              </w:rPr>
-              <w:t xml:space="preserve">Skip counting</w:t>
-            </w:r>
-            <w:r>
-              <w:rPr>
-                <w:i/>
-                <w:iCs/>
-                <w:color w:val="5F6F80"/>
-                <w:sz w:val="19"/>
-                <w:szCs w:val="19"/>
-              </w:rPr>
-              <w:t xml:space="preserve">   Conteo salteado</w:t>
-            </w:r>
-          </w:p>
-          <w:p>
-            <w:pPr>
-              <w:spacing w:after="40"/>
-            </w:pPr>
-            <w:r>
-              <w:rPr>
-                <w:sz w:val="21"/>
-                <w:szCs w:val="21"/>
-              </w:rPr>
-              <w:t xml:space="preserve">Counting by a number, like 2, 4, 6, to list its multiples.</w:t>
-            </w:r>
-          </w:p>
           <w:p>
             <w:pPr>
               <w:spacing w:after="0"/>
             </w:pPr>
-            <w:r>
-              <w:rPr>
-                <w:b/>
-                <w:bCs/>
-                <w:color w:val="1FA6A2"/>
-                <w:sz w:val="18"/>
-                <w:szCs w:val="18"/>
-              </w:rPr>
-              <w:t xml:space="preserve">Example:  </w:t>
-            </w:r>
             <w:r>
               <w:rPr>
                 <w:i/>
@@ -867,23 +1112,6 @@
           </w:p>
         </w:tc>
       </w:tr>
-    </w:tbl>
-    <w:tbl>
-      <w:tblPr>
-        <w:tblW w:type="pct" w:w="100%"/>
-        <w:tblBorders>
-          <w:top w:val="none" w:color="FFFFFF" w:sz="0"/>
-          <w:left w:val="none" w:color="FFFFFF" w:sz="0"/>
-          <w:bottom w:val="single" w:color="C7D2DD" w:sz="4"/>
-          <w:right w:val="none" w:color="FFFFFF" w:sz="0"/>
-          <w:insideH w:val="none" w:color="FFFFFF" w:sz="0"/>
-          <w:insideV w:val="none" w:color="FFFFFF" w:sz="0"/>
-        </w:tblBorders>
-      </w:tblPr>
-      <w:tblGrid>
-        <w:gridCol w:w="1800"/>
-        <w:gridCol w:w="7560"/>
-      </w:tblGrid>
       <w:tr>
         <w:trPr>
           <w:cantSplit/>
@@ -892,22 +1120,126 @@
           <w:tcPr>
             <w:tcW w:type="dxa" w:w="1800"/>
             <w:tcMar>
-              <w:top w:type="dxa" w:w="100"/>
-              <w:left w:type="dxa" w:w="40"/>
-              <w:bottom w:type="dxa" w:w="100"/>
-              <w:right w:type="dxa" w:w="120"/>
+              <w:top w:type="dxa" w:w="80"/>
+              <w:left w:type="dxa" w:w="100"/>
+              <w:bottom w:type="dxa" w:w="80"/>
+              <w:right w:type="dxa" w:w="100"/>
             </w:tcMar>
-            <w:vAlign w:val="center"/>
+            <w:vAlign w:val="top"/>
           </w:tcPr>
           <w:p>
             <w:pPr>
+              <w:spacing w:after="30"/>
+            </w:pPr>
+            <w:r>
+              <w:rPr>
+                <w:b/>
+                <w:bCs/>
+                <w:color w:val="12355B"/>
+                <w:sz w:val="21"/>
+                <w:szCs w:val="21"/>
+              </w:rPr>
+              <w:t xml:space="preserve">Prime factorization</w:t>
+            </w:r>
+          </w:p>
+          <w:p>
+            <w:pPr>
               <w:spacing w:after="0"/>
+            </w:pPr>
+            <w:r>
+              <w:rPr>
+                <w:i/>
+                <w:iCs/>
+                <w:color w:val="5F6F80"/>
+                <w:sz w:val="18"/>
+                <w:szCs w:val="18"/>
+              </w:rPr>
+              <w:t xml:space="preserve">Factorización prima</w:t>
+            </w:r>
+          </w:p>
+        </w:tc>
+        <w:tc>
+          <w:tcPr>
+            <w:tcW w:type="dxa" w:w="3160"/>
+            <w:tcMar>
+              <w:top w:type="dxa" w:w="80"/>
+              <w:left w:type="dxa" w:w="100"/>
+              <w:bottom w:type="dxa" w:w="80"/>
+              <w:right w:type="dxa" w:w="100"/>
+            </w:tcMar>
+            <w:vAlign w:val="top"/>
+          </w:tcPr>
+          <w:p>
+            <w:pPr>
+              <w:spacing w:after="0"/>
+            </w:pPr>
+            <w:r>
+              <w:rPr>
+                <w:sz w:val="20"/>
+                <w:szCs w:val="20"/>
+              </w:rPr>
+              <w:t xml:space="preserve">Writing a number as prime numbers multiplied together. It helps you find the LCM.</w:t>
+            </w:r>
+          </w:p>
+        </w:tc>
+        <w:tc>
+          <w:tcPr>
+            <w:tcW w:type="dxa" w:w="2200"/>
+            <w:tcMar>
+              <w:top w:type="dxa" w:w="80"/>
+              <w:left w:type="dxa" w:w="100"/>
+              <w:bottom w:type="dxa" w:w="80"/>
+              <w:right w:type="dxa" w:w="100"/>
+            </w:tcMar>
+            <w:vAlign w:val="top"/>
+          </w:tcPr>
+          <w:p>
+            <w:pPr>
+              <w:spacing w:after="40"/>
+            </w:pPr>
+            <w:r>
+              <w:rPr>
+                <w:i/>
+                <w:iCs/>
+                <w:color w:val="5F6F80"/>
+                <w:sz w:val="19"/>
+                <w:szCs w:val="19"/>
+              </w:rPr>
+              <w:t xml:space="preserve">Not Prime factorization: write a counter-example that breaks the definition.</w:t>
+            </w:r>
+          </w:p>
+          <w:p>
+            <w:pPr>
+              <w:pBdr>
+                <w:bottom w:val="single" w:color="AFBECC" w:sz="6"/>
+              </w:pBdr>
+              <w:spacing w:after="30" w:before="150"/>
+            </w:pPr>
+            <w:r>
+              <w:t xml:space="preserve"/>
+            </w:r>
+          </w:p>
+        </w:tc>
+        <w:tc>
+          <w:tcPr>
+            <w:tcW w:type="dxa" w:w="2200"/>
+            <w:tcMar>
+              <w:top w:type="dxa" w:w="80"/>
+              <w:left w:type="dxa" w:w="100"/>
+              <w:bottom w:type="dxa" w:w="80"/>
+              <w:right w:type="dxa" w:w="100"/>
+            </w:tcMar>
+            <w:vAlign w:val="top"/>
+          </w:tcPr>
+          <w:p>
+            <w:pPr>
+              <w:spacing w:after="40"/>
               <w:jc w:val="center"/>
             </w:pPr>
             <w:r>
               <w:drawing>
                 <wp:inline distT="0" distB="0" distL="0" distR="0">
-                  <wp:extent cx="1047750" cy="790575"/>
+                  <wp:extent cx="876300" cy="657225"/>
                   <wp:effectExtent t="0" r="0" b="0" l="0"/>
                   <wp:docPr id="1" name="" descr="" title=""/>
                   <wp:cNvGraphicFramePr>
@@ -932,7 +1264,7 @@
                         <pic:spPr bwMode="auto">
                           <a:xfrm>
                             <a:off x="0" y="0"/>
-                            <a:ext cx="1047750" cy="790575"/>
+                            <a:ext cx="876300" cy="657225"/>
                           </a:xfrm>
                           <a:prstGeom prst="rect">
                             <a:avLst/>
@@ -945,69 +1277,10 @@
               </w:drawing>
             </w:r>
           </w:p>
-        </w:tc>
-        <w:tc>
-          <w:tcPr>
-            <w:tcW w:type="dxa" w:w="7560"/>
-            <w:tcMar>
-              <w:top w:type="dxa" w:w="100"/>
-              <w:left w:type="dxa" w:w="40"/>
-              <w:bottom w:type="dxa" w:w="100"/>
-              <w:right w:type="dxa" w:w="40"/>
-            </w:tcMar>
-            <w:vAlign w:val="center"/>
-          </w:tcPr>
-          <w:p>
-            <w:pPr>
-              <w:spacing w:after="50"/>
-            </w:pPr>
-            <w:r>
-              <w:rPr>
-                <w:b/>
-                <w:bCs/>
-                <w:color w:val="12355B"/>
-                <w:sz w:val="24"/>
-                <w:szCs w:val="24"/>
-              </w:rPr>
-              <w:t xml:space="preserve">Prime factorization</w:t>
-            </w:r>
-            <w:r>
-              <w:rPr>
-                <w:i/>
-                <w:iCs/>
-                <w:color w:val="5F6F80"/>
-                <w:sz w:val="19"/>
-                <w:szCs w:val="19"/>
-              </w:rPr>
-              <w:t xml:space="preserve">   Factorización prima</w:t>
-            </w:r>
-          </w:p>
-          <w:p>
-            <w:pPr>
-              <w:spacing w:after="40"/>
-            </w:pPr>
-            <w:r>
-              <w:rPr>
-                <w:sz w:val="21"/>
-                <w:szCs w:val="21"/>
-              </w:rPr>
-              <w:t xml:space="preserve">Writing a number as prime numbers multiplied together. It helps you find the LCM.</w:t>
-            </w:r>
-          </w:p>
           <w:p>
             <w:pPr>
               <w:spacing w:after="0"/>
             </w:pPr>
-            <w:r>
-              <w:rPr>
-                <w:b/>
-                <w:bCs/>
-                <w:color w:val="1FA6A2"/>
-                <w:sz w:val="18"/>
-                <w:szCs w:val="18"/>
-              </w:rPr>
-              <w:t xml:space="preserve">Example:  </w:t>
-            </w:r>
             <w:r>
               <w:rPr>
                 <w:i/>
@@ -3401,7 +3674,7 @@
           <w:sz w:val="19"/>
           <w:szCs w:val="19"/>
         </w:rPr>
-        <w:t xml:space="preserve">   You Do — show your work</w:t>
+        <w:t xml:space="preserve">   You Do — show your work and reasoning</w:t>
       </w:r>
     </w:p>
     <w:p>
@@ -3416,7 +3689,7 @@
           <w:sz w:val="19"/>
           <w:szCs w:val="19"/>
         </w:rPr>
-        <w:t xml:space="preserve">Solve each problem. Show your thinking in the work box.</w:t>
+        <w:t xml:space="preserve">Solve each problem in the middle column and explain your reasoning using the sentence starters on the right.</w:t>
       </w:r>
     </w:p>
     <w:p>
@@ -3445,120 +3718,258 @@
         <w:t xml:space="preserve">   extra scaffolding</w:t>
       </w:r>
     </w:p>
-    <w:p>
-      <w:pPr>
-        <w:keepNext/>
-        <w:spacing w:after="60" w:before="160"/>
-      </w:pPr>
-      <w:r>
-        <w:rPr>
-          <w:b/>
-          <w:bCs/>
-          <w:color w:val="12355B"/>
-          <w:sz w:val="22"/>
-          <w:szCs w:val="22"/>
-        </w:rPr>
-        <w:t xml:space="preserve">1.  </w:t>
-      </w:r>
-      <w:r>
-        <w:rPr>
-          <w:b/>
-          <w:bCs/>
-          <w:sz w:val="21"/>
-          <w:szCs w:val="21"/>
-        </w:rPr>
-        <w:t xml:space="preserve">What is the LCM of 4 and 10?</w:t>
-      </w:r>
-    </w:p>
-    <w:p>
-      <w:pPr>
-        <w:spacing w:after="40"/>
-        <w:ind w:left="420"/>
-      </w:pPr>
-      <w:r>
-        <w:rPr>
-          <w:sz w:val="20"/>
-          <w:szCs w:val="20"/>
-        </w:rPr>
-        <w:t xml:space="preserve">A)  2</w:t>
-      </w:r>
-    </w:p>
-    <w:p>
-      <w:pPr>
-        <w:spacing w:after="40"/>
-        <w:ind w:left="420"/>
-      </w:pPr>
-      <w:r>
-        <w:rPr>
-          <w:sz w:val="20"/>
-          <w:szCs w:val="20"/>
-        </w:rPr>
-        <w:t xml:space="preserve">B)  10</w:t>
-      </w:r>
-    </w:p>
-    <w:p>
-      <w:pPr>
-        <w:spacing w:after="40"/>
-        <w:ind w:left="420"/>
-      </w:pPr>
-      <w:r>
-        <w:rPr>
-          <w:sz w:val="20"/>
-          <w:szCs w:val="20"/>
-        </w:rPr>
-        <w:t xml:space="preserve">C)  20</w:t>
-      </w:r>
-    </w:p>
-    <w:p>
-      <w:pPr>
-        <w:spacing w:after="40"/>
-        <w:ind w:left="420"/>
-      </w:pPr>
-      <w:r>
-        <w:rPr>
-          <w:sz w:val="20"/>
-          <w:szCs w:val="20"/>
-        </w:rPr>
-        <w:t xml:space="preserve">D)  40</w:t>
-      </w:r>
-    </w:p>
-    <w:p>
-      <w:pPr>
-        <w:spacing w:after="20"/>
-      </w:pPr>
-      <w:r>
-        <w:t xml:space="preserve"/>
-      </w:r>
-    </w:p>
     <w:tbl>
       <w:tblPr>
-        <w:tblW w:type="pct" w:w="100%"/>
+        <w:tblW w:type="dxa" w:w="9360"/>
         <w:tblBorders>
           <w:top w:val="single" w:color="C7D2DD" w:sz="6"/>
           <w:left w:val="single" w:color="C7D2DD" w:sz="6"/>
           <w:bottom w:val="single" w:color="C7D2DD" w:sz="6"/>
           <w:right w:val="single" w:color="C7D2DD" w:sz="6"/>
-          <w:insideH w:val="single" w:color="auto" w:sz="4"/>
-          <w:insideV w:val="single" w:color="auto" w:sz="4"/>
+          <w:insideH w:val="single" w:color="C7D2DD" w:sz="6"/>
+          <w:insideV w:val="single" w:color="C7D2DD" w:sz="6"/>
         </w:tblBorders>
       </w:tblPr>
       <w:tblGrid>
-        <w:gridCol w:w="100"/>
+        <w:gridCol w:w="2800"/>
+        <w:gridCol w:w="3560"/>
+        <w:gridCol w:w="3000"/>
       </w:tblGrid>
       <w:tr>
+        <w:trPr>
+          <w:cantSplit/>
+          <w:tblHeader/>
+        </w:trPr>
         <w:tc>
           <w:tcPr>
+            <w:tcW w:type="dxa" w:w="2800"/>
+            <w:shd w:fill="EEF4F8" w:color="auto" w:val="clear"/>
+            <w:tcMar>
+              <w:top w:type="dxa" w:w="60"/>
+              <w:left w:type="dxa" w:w="100"/>
+              <w:bottom w:type="dxa" w:w="60"/>
+              <w:right w:type="dxa" w:w="100"/>
+            </w:tcMar>
+          </w:tcPr>
+          <w:p>
+            <w:pPr>
+              <w:spacing w:after="0"/>
+            </w:pPr>
+            <w:r>
+              <w:rPr>
+                <w:b/>
+                <w:bCs/>
+                <w:color w:val="12355B"/>
+                <w:sz w:val="16"/>
+                <w:szCs w:val="16"/>
+              </w:rPr>
+              <w:t xml:space="preserve">CORE PROBLEM / GIVEN REPRESENTATION</w:t>
+            </w:r>
+          </w:p>
+        </w:tc>
+        <w:tc>
+          <w:tcPr>
+            <w:tcW w:type="dxa" w:w="3560"/>
+            <w:shd w:fill="EEF4F8" w:color="auto" w:val="clear"/>
+            <w:tcMar>
+              <w:top w:type="dxa" w:w="60"/>
+              <w:left w:type="dxa" w:w="100"/>
+              <w:bottom w:type="dxa" w:w="60"/>
+              <w:right w:type="dxa" w:w="100"/>
+            </w:tcMar>
+          </w:tcPr>
+          <w:p>
+            <w:pPr>
+              <w:spacing w:after="0"/>
+            </w:pPr>
+            <w:r>
+              <w:rPr>
+                <w:b/>
+                <w:bCs/>
+                <w:color w:val="12355B"/>
+                <w:sz w:val="16"/>
+                <w:szCs w:val="16"/>
+              </w:rPr>
+              <w:t xml:space="preserve">WORKING SPACE / CALCULATION STEPS</w:t>
+            </w:r>
+          </w:p>
+        </w:tc>
+        <w:tc>
+          <w:tcPr>
+            <w:tcW w:type="dxa" w:w="3000"/>
             <w:shd w:fill="FBF3E2" w:color="auto" w:val="clear"/>
             <w:tcMar>
               <w:top w:type="dxa" w:w="60"/>
-              <w:left w:type="dxa" w:w="120"/>
+              <w:left w:type="dxa" w:w="100"/>
               <w:bottom w:type="dxa" w:w="60"/>
-              <w:right w:type="dxa" w:w="120"/>
+              <w:right w:type="dxa" w:w="100"/>
             </w:tcMar>
           </w:tcPr>
           <w:p>
             <w:pPr>
-              <w:spacing w:after="0" w:line="320"/>
+              <w:spacing w:after="0"/>
+            </w:pPr>
+            <w:r>
+              <w:rPr>
+                <w:b/>
+                <w:bCs/>
+                <w:color w:val="B97A12"/>
+                <w:sz w:val="16"/>
+                <w:szCs w:val="16"/>
+              </w:rPr>
+              <w:t xml:space="preserve">EXPLAIN YOUR REASONING</w:t>
+            </w:r>
+          </w:p>
+        </w:tc>
+      </w:tr>
+      <w:tr>
+        <w:trPr>
+          <w:cantSplit/>
+        </w:trPr>
+        <w:tc>
+          <w:tcPr>
+            <w:tcW w:type="dxa" w:w="2800"/>
+            <w:tcMar>
+              <w:top w:type="dxa" w:w="80"/>
+              <w:left w:type="dxa" w:w="100"/>
+              <w:bottom w:type="dxa" w:w="80"/>
+              <w:right w:type="dxa" w:w="100"/>
+            </w:tcMar>
+            <w:vAlign w:val="top"/>
+          </w:tcPr>
+          <w:p>
+            <w:pPr>
+              <w:spacing w:after="60"/>
+            </w:pPr>
+            <w:r>
+              <w:rPr>
+                <w:b/>
+                <w:bCs/>
+                <w:color w:val="12355B"/>
+                <w:sz w:val="21"/>
+                <w:szCs w:val="21"/>
+              </w:rPr>
+              <w:t xml:space="preserve">1.  </w:t>
+            </w:r>
+            <w:r>
+              <w:rPr>
+                <w:b/>
+                <w:bCs/>
+                <w:sz w:val="20"/>
+                <w:szCs w:val="20"/>
+              </w:rPr>
+              <w:t xml:space="preserve">What is the LCM of 4 and 10?</w:t>
+            </w:r>
+          </w:p>
+          <w:p>
+            <w:pPr>
+              <w:spacing w:after="30"/>
+              <w:ind w:left="180"/>
+            </w:pPr>
+            <w:r>
+              <w:rPr>
+                <w:sz w:val="19"/>
+                <w:szCs w:val="19"/>
+              </w:rPr>
+              <w:t xml:space="preserve">A)  2</w:t>
+            </w:r>
+          </w:p>
+          <w:p>
+            <w:pPr>
+              <w:spacing w:after="30"/>
+              <w:ind w:left="180"/>
+            </w:pPr>
+            <w:r>
+              <w:rPr>
+                <w:sz w:val="19"/>
+                <w:szCs w:val="19"/>
+              </w:rPr>
+              <w:t xml:space="preserve">B)  10</w:t>
+            </w:r>
+          </w:p>
+          <w:p>
+            <w:pPr>
+              <w:spacing w:after="30"/>
+              <w:ind w:left="180"/>
+            </w:pPr>
+            <w:r>
+              <w:rPr>
+                <w:sz w:val="19"/>
+                <w:szCs w:val="19"/>
+              </w:rPr>
+              <w:t xml:space="preserve">C)  20</w:t>
+            </w:r>
+          </w:p>
+          <w:p>
+            <w:pPr>
+              <w:spacing w:after="30"/>
+              <w:ind w:left="180"/>
+            </w:pPr>
+            <w:r>
+              <w:rPr>
+                <w:sz w:val="19"/>
+                <w:szCs w:val="19"/>
+              </w:rPr>
+              <w:t xml:space="preserve">D)  40</w:t>
+            </w:r>
+          </w:p>
+        </w:tc>
+        <w:tc>
+          <w:tcPr>
+            <w:tcW w:type="dxa" w:w="3560"/>
+            <w:tcMar>
+              <w:top w:type="dxa" w:w="80"/>
+              <w:left w:type="dxa" w:w="100"/>
+              <w:bottom w:type="dxa" w:w="80"/>
+              <w:right w:type="dxa" w:w="100"/>
+            </w:tcMar>
+            <w:vAlign w:val="top"/>
+          </w:tcPr>
+          <w:p>
+            <w:pPr>
+              <w:spacing w:after="40"/>
+            </w:pPr>
+            <w:r>
+              <w:rPr>
+                <w:b/>
+                <w:bCs/>
+                <w:color w:val="1FA6A2"/>
+                <w:sz w:val="19"/>
+                <w:szCs w:val="19"/>
+              </w:rPr>
+              <w:t xml:space="preserve">Solution:  </w:t>
+            </w:r>
+            <w:r>
+              <w:rPr>
+                <w:b/>
+                <w:bCs/>
+                <w:sz w:val="19"/>
+                <w:szCs w:val="19"/>
+              </w:rPr>
+              <w:t xml:space="preserve">C)  20</w:t>
+            </w:r>
+          </w:p>
+          <w:p>
+            <w:pPr>
+              <w:spacing w:after="40"/>
+            </w:pPr>
+            <w:r>
+              <w:rPr>
+                <w:i/>
+                <w:iCs/>
+                <w:color w:val="5F6F80"/>
+                <w:sz w:val="18"/>
+                <w:szCs w:val="18"/>
+              </w:rPr>
+              <w:t xml:space="preserve">Multiples of 4: 4, 8, 12, 16, 20, ... Multiples of 10: 10, 20, ... The smallest common multiple is 20.</w:t>
+            </w:r>
+          </w:p>
+          <w:p>
+            <w:pPr>
+              <w:pBdr>
+                <w:bottom w:val="single" w:color="AFBECC" w:sz="6"/>
+              </w:pBdr>
+              <w:spacing w:after="30" w:before="150"/>
             </w:pPr>
             <w:r>
               <w:t xml:space="preserve"/>
@@ -3566,7 +3977,125 @@
           </w:p>
           <w:p>
             <w:pPr>
-              <w:spacing w:after="0" w:line="320"/>
+              <w:pBdr>
+                <w:bottom w:val="single" w:color="AFBECC" w:sz="6"/>
+              </w:pBdr>
+              <w:spacing w:after="30" w:before="150"/>
+            </w:pPr>
+            <w:r>
+              <w:t xml:space="preserve"/>
+            </w:r>
+          </w:p>
+        </w:tc>
+        <w:tc>
+          <w:tcPr>
+            <w:tcW w:type="dxa" w:w="3000"/>
+            <w:shd w:fill="FBF3E2" w:color="auto" w:val="clear"/>
+            <w:tcMar>
+              <w:top w:type="dxa" w:w="80"/>
+              <w:left w:type="dxa" w:w="100"/>
+              <w:bottom w:type="dxa" w:w="80"/>
+              <w:right w:type="dxa" w:w="100"/>
+            </w:tcMar>
+            <w:vAlign w:val="top"/>
+          </w:tcPr>
+          <w:p>
+            <w:pPr>
+              <w:spacing w:after="40"/>
+            </w:pPr>
+            <w:r>
+              <w:rPr>
+                <w:b/>
+                <w:bCs/>
+                <w:color w:val="12355B"/>
+                <w:sz w:val="19"/>
+                <w:szCs w:val="19"/>
+              </w:rPr>
+              <w:t xml:space="preserve">Because... </w:t>
+            </w:r>
+            <w:r>
+              <w:rPr>
+                <w:color w:val="AFBECC"/>
+                <w:sz w:val="19"/>
+                <w:szCs w:val="19"/>
+              </w:rPr>
+              <w:t xml:space="preserve">________________</w:t>
+            </w:r>
+          </w:p>
+          <w:p>
+            <w:pPr>
+              <w:pBdr>
+                <w:bottom w:val="single" w:color="AFBECC" w:sz="6"/>
+              </w:pBdr>
+              <w:spacing w:after="30" w:before="150"/>
+            </w:pPr>
+            <w:r>
+              <w:t xml:space="preserve"/>
+            </w:r>
+          </w:p>
+          <w:p>
+            <w:pPr>
+              <w:spacing w:after="40" w:before="80"/>
+            </w:pPr>
+            <w:r>
+              <w:rPr>
+                <w:b/>
+                <w:bCs/>
+                <w:color w:val="6B4FA0"/>
+                <w:sz w:val="19"/>
+                <w:szCs w:val="19"/>
+              </w:rPr>
+              <w:t xml:space="preserve">Although... </w:t>
+            </w:r>
+            <w:r>
+              <w:rPr>
+                <w:color w:val="AFBECC"/>
+                <w:sz w:val="19"/>
+                <w:szCs w:val="19"/>
+              </w:rPr>
+              <w:t xml:space="preserve">_______________</w:t>
+            </w:r>
+          </w:p>
+          <w:p>
+            <w:pPr>
+              <w:pBdr>
+                <w:bottom w:val="single" w:color="AFBECC" w:sz="6"/>
+              </w:pBdr>
+              <w:spacing w:after="30" w:before="150"/>
+            </w:pPr>
+            <w:r>
+              <w:t xml:space="preserve"/>
+            </w:r>
+          </w:p>
+          <w:p>
+            <w:pPr>
+              <w:spacing w:after="40" w:before="80"/>
+            </w:pPr>
+            <w:r>
+              <w:rPr>
+                <w:b/>
+                <w:bCs/>
+                <w:color w:val="1FA6A2"/>
+                <w:sz w:val="19"/>
+                <w:szCs w:val="19"/>
+              </w:rPr>
+              <w:t xml:space="preserve">Therefore... </w:t>
+            </w:r>
+            <w:r>
+              <w:rPr>
+                <w:color w:val="AFBECC"/>
+                <w:sz w:val="19"/>
+                <w:szCs w:val="19"/>
+              </w:rPr>
+              <w:t xml:space="preserve">______________</w:t>
+            </w:r>
+          </w:p>
+          <w:p>
+            <w:pPr>
+              <w:pBdr>
+                <w:bottom w:val="single" w:color="AFBECC" w:sz="6"/>
+              </w:pBdr>
+              <w:spacing w:after="30" w:before="150"/>
             </w:pPr>
             <w:r>
               <w:t xml:space="preserve"/>
@@ -3577,84 +4106,7 @@
     </w:tbl>
     <w:p>
       <w:pPr>
-        <w:keepNext/>
-        <w:spacing w:after="60" w:before="160"/>
-      </w:pPr>
-      <w:r>
-        <w:rPr>
-          <w:b/>
-          <w:bCs/>
-          <w:color w:val="12355B"/>
-          <w:sz w:val="22"/>
-          <w:szCs w:val="22"/>
-        </w:rPr>
-        <w:t xml:space="preserve">2.  </w:t>
-      </w:r>
-      <w:r>
-        <w:rPr>
-          <w:b/>
-          <w:bCs/>
-          <w:sz w:val="21"/>
-          <w:szCs w:val="21"/>
-        </w:rPr>
-        <w:t xml:space="preserve">What is the LCM of 2 and 7?</w:t>
-      </w:r>
-    </w:p>
-    <w:p>
-      <w:pPr>
-        <w:spacing w:after="40"/>
-        <w:ind w:left="420"/>
-      </w:pPr>
-      <w:r>
-        <w:rPr>
-          <w:sz w:val="20"/>
-          <w:szCs w:val="20"/>
-        </w:rPr>
-        <w:t xml:space="preserve">A)  2</w:t>
-      </w:r>
-    </w:p>
-    <w:p>
-      <w:pPr>
-        <w:spacing w:after="40"/>
-        <w:ind w:left="420"/>
-      </w:pPr>
-      <w:r>
-        <w:rPr>
-          <w:sz w:val="20"/>
-          <w:szCs w:val="20"/>
-        </w:rPr>
-        <w:t xml:space="preserve">B)  7</w:t>
-      </w:r>
-    </w:p>
-    <w:p>
-      <w:pPr>
-        <w:spacing w:after="40"/>
-        <w:ind w:left="420"/>
-      </w:pPr>
-      <w:r>
-        <w:rPr>
-          <w:sz w:val="20"/>
-          <w:szCs w:val="20"/>
-        </w:rPr>
-        <w:t xml:space="preserve">C)  9</w:t>
-      </w:r>
-    </w:p>
-    <w:p>
-      <w:pPr>
-        <w:spacing w:after="40"/>
-        <w:ind w:left="420"/>
-      </w:pPr>
-      <w:r>
-        <w:rPr>
-          <w:sz w:val="20"/>
-          <w:szCs w:val="20"/>
-        </w:rPr>
-        <w:t xml:space="preserve">D)  14</w:t>
-      </w:r>
-    </w:p>
-    <w:p>
-      <w:pPr>
-        <w:spacing w:after="20"/>
+        <w:spacing w:after="80"/>
       </w:pPr>
       <w:r>
         <w:t xml:space="preserve"/>
@@ -3662,33 +4114,256 @@
     </w:p>
     <w:tbl>
       <w:tblPr>
-        <w:tblW w:type="pct" w:w="100%"/>
+        <w:tblW w:type="dxa" w:w="9360"/>
         <w:tblBorders>
           <w:top w:val="single" w:color="C7D2DD" w:sz="6"/>
           <w:left w:val="single" w:color="C7D2DD" w:sz="6"/>
           <w:bottom w:val="single" w:color="C7D2DD" w:sz="6"/>
           <w:right w:val="single" w:color="C7D2DD" w:sz="6"/>
-          <w:insideH w:val="single" w:color="auto" w:sz="4"/>
-          <w:insideV w:val="single" w:color="auto" w:sz="4"/>
+          <w:insideH w:val="single" w:color="C7D2DD" w:sz="6"/>
+          <w:insideV w:val="single" w:color="C7D2DD" w:sz="6"/>
         </w:tblBorders>
       </w:tblPr>
       <w:tblGrid>
-        <w:gridCol w:w="100"/>
+        <w:gridCol w:w="2800"/>
+        <w:gridCol w:w="3560"/>
+        <w:gridCol w:w="3000"/>
       </w:tblGrid>
       <w:tr>
+        <w:trPr>
+          <w:cantSplit/>
+          <w:tblHeader/>
+        </w:trPr>
         <w:tc>
           <w:tcPr>
+            <w:tcW w:type="dxa" w:w="2800"/>
+            <w:shd w:fill="EEF4F8" w:color="auto" w:val="clear"/>
+            <w:tcMar>
+              <w:top w:type="dxa" w:w="60"/>
+              <w:left w:type="dxa" w:w="100"/>
+              <w:bottom w:type="dxa" w:w="60"/>
+              <w:right w:type="dxa" w:w="100"/>
+            </w:tcMar>
+          </w:tcPr>
+          <w:p>
+            <w:pPr>
+              <w:spacing w:after="0"/>
+            </w:pPr>
+            <w:r>
+              <w:rPr>
+                <w:b/>
+                <w:bCs/>
+                <w:color w:val="12355B"/>
+                <w:sz w:val="16"/>
+                <w:szCs w:val="16"/>
+              </w:rPr>
+              <w:t xml:space="preserve">CORE PROBLEM / GIVEN REPRESENTATION</w:t>
+            </w:r>
+          </w:p>
+        </w:tc>
+        <w:tc>
+          <w:tcPr>
+            <w:tcW w:type="dxa" w:w="3560"/>
+            <w:shd w:fill="EEF4F8" w:color="auto" w:val="clear"/>
+            <w:tcMar>
+              <w:top w:type="dxa" w:w="60"/>
+              <w:left w:type="dxa" w:w="100"/>
+              <w:bottom w:type="dxa" w:w="60"/>
+              <w:right w:type="dxa" w:w="100"/>
+            </w:tcMar>
+          </w:tcPr>
+          <w:p>
+            <w:pPr>
+              <w:spacing w:after="0"/>
+            </w:pPr>
+            <w:r>
+              <w:rPr>
+                <w:b/>
+                <w:bCs/>
+                <w:color w:val="12355B"/>
+                <w:sz w:val="16"/>
+                <w:szCs w:val="16"/>
+              </w:rPr>
+              <w:t xml:space="preserve">WORKING SPACE / CALCULATION STEPS</w:t>
+            </w:r>
+          </w:p>
+        </w:tc>
+        <w:tc>
+          <w:tcPr>
+            <w:tcW w:type="dxa" w:w="3000"/>
             <w:shd w:fill="FBF3E2" w:color="auto" w:val="clear"/>
             <w:tcMar>
               <w:top w:type="dxa" w:w="60"/>
-              <w:left w:type="dxa" w:w="120"/>
+              <w:left w:type="dxa" w:w="100"/>
               <w:bottom w:type="dxa" w:w="60"/>
-              <w:right w:type="dxa" w:w="120"/>
+              <w:right w:type="dxa" w:w="100"/>
             </w:tcMar>
           </w:tcPr>
           <w:p>
             <w:pPr>
-              <w:spacing w:after="0" w:line="320"/>
+              <w:spacing w:after="0"/>
+            </w:pPr>
+            <w:r>
+              <w:rPr>
+                <w:b/>
+                <w:bCs/>
+                <w:color w:val="B97A12"/>
+                <w:sz w:val="16"/>
+                <w:szCs w:val="16"/>
+              </w:rPr>
+              <w:t xml:space="preserve">EXPLAIN YOUR REASONING</w:t>
+            </w:r>
+          </w:p>
+        </w:tc>
+      </w:tr>
+      <w:tr>
+        <w:trPr>
+          <w:cantSplit/>
+        </w:trPr>
+        <w:tc>
+          <w:tcPr>
+            <w:tcW w:type="dxa" w:w="2800"/>
+            <w:tcMar>
+              <w:top w:type="dxa" w:w="80"/>
+              <w:left w:type="dxa" w:w="100"/>
+              <w:bottom w:type="dxa" w:w="80"/>
+              <w:right w:type="dxa" w:w="100"/>
+            </w:tcMar>
+            <w:vAlign w:val="top"/>
+          </w:tcPr>
+          <w:p>
+            <w:pPr>
+              <w:spacing w:after="60"/>
+            </w:pPr>
+            <w:r>
+              <w:rPr>
+                <w:b/>
+                <w:bCs/>
+                <w:color w:val="12355B"/>
+                <w:sz w:val="21"/>
+                <w:szCs w:val="21"/>
+              </w:rPr>
+              <w:t xml:space="preserve">2.  </w:t>
+            </w:r>
+            <w:r>
+              <w:rPr>
+                <w:b/>
+                <w:bCs/>
+                <w:sz w:val="20"/>
+                <w:szCs w:val="20"/>
+              </w:rPr>
+              <w:t xml:space="preserve">What is the LCM of 2 and 7?</w:t>
+            </w:r>
+          </w:p>
+          <w:p>
+            <w:pPr>
+              <w:spacing w:after="30"/>
+              <w:ind w:left="180"/>
+            </w:pPr>
+            <w:r>
+              <w:rPr>
+                <w:sz w:val="19"/>
+                <w:szCs w:val="19"/>
+              </w:rPr>
+              <w:t xml:space="preserve">A)  2</w:t>
+            </w:r>
+          </w:p>
+          <w:p>
+            <w:pPr>
+              <w:spacing w:after="30"/>
+              <w:ind w:left="180"/>
+            </w:pPr>
+            <w:r>
+              <w:rPr>
+                <w:sz w:val="19"/>
+                <w:szCs w:val="19"/>
+              </w:rPr>
+              <w:t xml:space="preserve">B)  7</w:t>
+            </w:r>
+          </w:p>
+          <w:p>
+            <w:pPr>
+              <w:spacing w:after="30"/>
+              <w:ind w:left="180"/>
+            </w:pPr>
+            <w:r>
+              <w:rPr>
+                <w:sz w:val="19"/>
+                <w:szCs w:val="19"/>
+              </w:rPr>
+              <w:t xml:space="preserve">C)  9</w:t>
+            </w:r>
+          </w:p>
+          <w:p>
+            <w:pPr>
+              <w:spacing w:after="30"/>
+              <w:ind w:left="180"/>
+            </w:pPr>
+            <w:r>
+              <w:rPr>
+                <w:sz w:val="19"/>
+                <w:szCs w:val="19"/>
+              </w:rPr>
+              <w:t xml:space="preserve">D)  14</w:t>
+            </w:r>
+          </w:p>
+        </w:tc>
+        <w:tc>
+          <w:tcPr>
+            <w:tcW w:type="dxa" w:w="3560"/>
+            <w:tcMar>
+              <w:top w:type="dxa" w:w="80"/>
+              <w:left w:type="dxa" w:w="100"/>
+              <w:bottom w:type="dxa" w:w="80"/>
+              <w:right w:type="dxa" w:w="100"/>
+            </w:tcMar>
+            <w:vAlign w:val="top"/>
+          </w:tcPr>
+          <w:p>
+            <w:pPr>
+              <w:spacing w:after="40"/>
+            </w:pPr>
+            <w:r>
+              <w:rPr>
+                <w:b/>
+                <w:bCs/>
+                <w:color w:val="1FA6A2"/>
+                <w:sz w:val="19"/>
+                <w:szCs w:val="19"/>
+              </w:rPr>
+              <w:t xml:space="preserve">Solution:  </w:t>
+            </w:r>
+            <w:r>
+              <w:rPr>
+                <w:b/>
+                <w:bCs/>
+                <w:sz w:val="19"/>
+                <w:szCs w:val="19"/>
+              </w:rPr>
+              <w:t xml:space="preserve">D)  14</w:t>
+            </w:r>
+          </w:p>
+          <w:p>
+            <w:pPr>
+              <w:spacing w:after="40"/>
+            </w:pPr>
+            <w:r>
+              <w:rPr>
+                <w:i/>
+                <w:iCs/>
+                <w:color w:val="5F6F80"/>
+                <w:sz w:val="18"/>
+                <w:szCs w:val="18"/>
+              </w:rPr>
+              <w:t xml:space="preserve">Since 2 and 7 share no common factors (they are relatively prime), LCM = 2 × 7 = 14.</w:t>
+            </w:r>
+          </w:p>
+          <w:p>
+            <w:pPr>
+              <w:pBdr>
+                <w:bottom w:val="single" w:color="AFBECC" w:sz="6"/>
+              </w:pBdr>
+              <w:spacing w:after="30" w:before="150"/>
             </w:pPr>
             <w:r>
               <w:t xml:space="preserve"/>
@@ -3696,7 +4371,125 @@
           </w:p>
           <w:p>
             <w:pPr>
-              <w:spacing w:after="0" w:line="320"/>
+              <w:pBdr>
+                <w:bottom w:val="single" w:color="AFBECC" w:sz="6"/>
+              </w:pBdr>
+              <w:spacing w:after="30" w:before="150"/>
+            </w:pPr>
+            <w:r>
+              <w:t xml:space="preserve"/>
+            </w:r>
+          </w:p>
+        </w:tc>
+        <w:tc>
+          <w:tcPr>
+            <w:tcW w:type="dxa" w:w="3000"/>
+            <w:shd w:fill="FBF3E2" w:color="auto" w:val="clear"/>
+            <w:tcMar>
+              <w:top w:type="dxa" w:w="80"/>
+              <w:left w:type="dxa" w:w="100"/>
+              <w:bottom w:type="dxa" w:w="80"/>
+              <w:right w:type="dxa" w:w="100"/>
+            </w:tcMar>
+            <w:vAlign w:val="top"/>
+          </w:tcPr>
+          <w:p>
+            <w:pPr>
+              <w:spacing w:after="40"/>
+            </w:pPr>
+            <w:r>
+              <w:rPr>
+                <w:b/>
+                <w:bCs/>
+                <w:color w:val="12355B"/>
+                <w:sz w:val="19"/>
+                <w:szCs w:val="19"/>
+              </w:rPr>
+              <w:t xml:space="preserve">Because... </w:t>
+            </w:r>
+            <w:r>
+              <w:rPr>
+                <w:color w:val="AFBECC"/>
+                <w:sz w:val="19"/>
+                <w:szCs w:val="19"/>
+              </w:rPr>
+              <w:t xml:space="preserve">________________</w:t>
+            </w:r>
+          </w:p>
+          <w:p>
+            <w:pPr>
+              <w:pBdr>
+                <w:bottom w:val="single" w:color="AFBECC" w:sz="6"/>
+              </w:pBdr>
+              <w:spacing w:after="30" w:before="150"/>
+            </w:pPr>
+            <w:r>
+              <w:t xml:space="preserve"/>
+            </w:r>
+          </w:p>
+          <w:p>
+            <w:pPr>
+              <w:spacing w:after="40" w:before="80"/>
+            </w:pPr>
+            <w:r>
+              <w:rPr>
+                <w:b/>
+                <w:bCs/>
+                <w:color w:val="6B4FA0"/>
+                <w:sz w:val="19"/>
+                <w:szCs w:val="19"/>
+              </w:rPr>
+              <w:t xml:space="preserve">Although... </w:t>
+            </w:r>
+            <w:r>
+              <w:rPr>
+                <w:color w:val="AFBECC"/>
+                <w:sz w:val="19"/>
+                <w:szCs w:val="19"/>
+              </w:rPr>
+              <w:t xml:space="preserve">_______________</w:t>
+            </w:r>
+          </w:p>
+          <w:p>
+            <w:pPr>
+              <w:pBdr>
+                <w:bottom w:val="single" w:color="AFBECC" w:sz="6"/>
+              </w:pBdr>
+              <w:spacing w:after="30" w:before="150"/>
+            </w:pPr>
+            <w:r>
+              <w:t xml:space="preserve"/>
+            </w:r>
+          </w:p>
+          <w:p>
+            <w:pPr>
+              <w:spacing w:after="40" w:before="80"/>
+            </w:pPr>
+            <w:r>
+              <w:rPr>
+                <w:b/>
+                <w:bCs/>
+                <w:color w:val="1FA6A2"/>
+                <w:sz w:val="19"/>
+                <w:szCs w:val="19"/>
+              </w:rPr>
+              <w:t xml:space="preserve">Therefore... </w:t>
+            </w:r>
+            <w:r>
+              <w:rPr>
+                <w:color w:val="AFBECC"/>
+                <w:sz w:val="19"/>
+                <w:szCs w:val="19"/>
+              </w:rPr>
+              <w:t xml:space="preserve">______________</w:t>
+            </w:r>
+          </w:p>
+          <w:p>
+            <w:pPr>
+              <w:pBdr>
+                <w:bottom w:val="single" w:color="AFBECC" w:sz="6"/>
+              </w:pBdr>
+              <w:spacing w:after="30" w:before="150"/>
             </w:pPr>
             <w:r>
               <w:t xml:space="preserve"/>
@@ -3705,6 +4498,14 @@
         </w:tc>
       </w:tr>
     </w:tbl>
+    <w:p>
+      <w:pPr>
+        <w:spacing w:after="80"/>
+      </w:pPr>
+      <w:r>
+        <w:t xml:space="preserve"/>
+      </w:r>
+    </w:p>
     <w:p>
       <w:pPr>
         <w:pStyle w:val="Heading2"/>
@@ -3731,120 +4532,258 @@
         <w:t xml:space="preserve">   grade-level practice</w:t>
       </w:r>
     </w:p>
-    <w:p>
-      <w:pPr>
-        <w:keepNext/>
-        <w:spacing w:after="60" w:before="160"/>
-      </w:pPr>
-      <w:r>
-        <w:rPr>
-          <w:b/>
-          <w:bCs/>
-          <w:color w:val="12355B"/>
-          <w:sz w:val="22"/>
-          <w:szCs w:val="22"/>
-        </w:rPr>
-        <w:t xml:space="preserve">3.  </w:t>
-      </w:r>
-      <w:r>
-        <w:rPr>
-          <w:b/>
-          <w:bCs/>
-          <w:sz w:val="21"/>
-          <w:szCs w:val="21"/>
-        </w:rPr>
-        <w:t xml:space="preserve">Two buses leave the station at 8:00 AM. Bus A returns every 15 minutes and Bus B returns every 20 minutes. When is the next time both buses are at the station together?</w:t>
-      </w:r>
-    </w:p>
-    <w:p>
-      <w:pPr>
-        <w:spacing w:after="40"/>
-        <w:ind w:left="420"/>
-      </w:pPr>
-      <w:r>
-        <w:rPr>
-          <w:sz w:val="20"/>
-          <w:szCs w:val="20"/>
-        </w:rPr>
-        <w:t xml:space="preserve">A)  8:30 AM (30 minutes later)</w:t>
-      </w:r>
-    </w:p>
-    <w:p>
-      <w:pPr>
-        <w:spacing w:after="40"/>
-        <w:ind w:left="420"/>
-      </w:pPr>
-      <w:r>
-        <w:rPr>
-          <w:sz w:val="20"/>
-          <w:szCs w:val="20"/>
-        </w:rPr>
-        <w:t xml:space="preserve">B)  8:40 AM (40 minutes later)</w:t>
-      </w:r>
-    </w:p>
-    <w:p>
-      <w:pPr>
-        <w:spacing w:after="40"/>
-        <w:ind w:left="420"/>
-      </w:pPr>
-      <w:r>
-        <w:rPr>
-          <w:sz w:val="20"/>
-          <w:szCs w:val="20"/>
-        </w:rPr>
-        <w:t xml:space="preserve">C)  9:00 AM (60 minutes later)</w:t>
-      </w:r>
-    </w:p>
-    <w:p>
-      <w:pPr>
-        <w:spacing w:after="40"/>
-        <w:ind w:left="420"/>
-      </w:pPr>
-      <w:r>
-        <w:rPr>
-          <w:sz w:val="20"/>
-          <w:szCs w:val="20"/>
-        </w:rPr>
-        <w:t xml:space="preserve">D)  9:20 AM (80 minutes later)</w:t>
-      </w:r>
-    </w:p>
-    <w:p>
-      <w:pPr>
-        <w:spacing w:after="20"/>
-      </w:pPr>
-      <w:r>
-        <w:t xml:space="preserve"/>
-      </w:r>
-    </w:p>
     <w:tbl>
       <w:tblPr>
-        <w:tblW w:type="pct" w:w="100%"/>
+        <w:tblW w:type="dxa" w:w="9360"/>
         <w:tblBorders>
           <w:top w:val="single" w:color="C7D2DD" w:sz="6"/>
           <w:left w:val="single" w:color="C7D2DD" w:sz="6"/>
           <w:bottom w:val="single" w:color="C7D2DD" w:sz="6"/>
           <w:right w:val="single" w:color="C7D2DD" w:sz="6"/>
-          <w:insideH w:val="single" w:color="auto" w:sz="4"/>
-          <w:insideV w:val="single" w:color="auto" w:sz="4"/>
+          <w:insideH w:val="single" w:color="C7D2DD" w:sz="6"/>
+          <w:insideV w:val="single" w:color="C7D2DD" w:sz="6"/>
         </w:tblBorders>
       </w:tblPr>
       <w:tblGrid>
-        <w:gridCol w:w="100"/>
+        <w:gridCol w:w="2800"/>
+        <w:gridCol w:w="3560"/>
+        <w:gridCol w:w="3000"/>
       </w:tblGrid>
       <w:tr>
+        <w:trPr>
+          <w:cantSplit/>
+          <w:tblHeader/>
+        </w:trPr>
         <w:tc>
           <w:tcPr>
+            <w:tcW w:type="dxa" w:w="2800"/>
+            <w:shd w:fill="EEF4F8" w:color="auto" w:val="clear"/>
+            <w:tcMar>
+              <w:top w:type="dxa" w:w="60"/>
+              <w:left w:type="dxa" w:w="100"/>
+              <w:bottom w:type="dxa" w:w="60"/>
+              <w:right w:type="dxa" w:w="100"/>
+            </w:tcMar>
+          </w:tcPr>
+          <w:p>
+            <w:pPr>
+              <w:spacing w:after="0"/>
+            </w:pPr>
+            <w:r>
+              <w:rPr>
+                <w:b/>
+                <w:bCs/>
+                <w:color w:val="12355B"/>
+                <w:sz w:val="16"/>
+                <w:szCs w:val="16"/>
+              </w:rPr>
+              <w:t xml:space="preserve">CORE PROBLEM / GIVEN REPRESENTATION</w:t>
+            </w:r>
+          </w:p>
+        </w:tc>
+        <w:tc>
+          <w:tcPr>
+            <w:tcW w:type="dxa" w:w="3560"/>
+            <w:shd w:fill="EEF4F8" w:color="auto" w:val="clear"/>
+            <w:tcMar>
+              <w:top w:type="dxa" w:w="60"/>
+              <w:left w:type="dxa" w:w="100"/>
+              <w:bottom w:type="dxa" w:w="60"/>
+              <w:right w:type="dxa" w:w="100"/>
+            </w:tcMar>
+          </w:tcPr>
+          <w:p>
+            <w:pPr>
+              <w:spacing w:after="0"/>
+            </w:pPr>
+            <w:r>
+              <w:rPr>
+                <w:b/>
+                <w:bCs/>
+                <w:color w:val="12355B"/>
+                <w:sz w:val="16"/>
+                <w:szCs w:val="16"/>
+              </w:rPr>
+              <w:t xml:space="preserve">WORKING SPACE / CALCULATION STEPS</w:t>
+            </w:r>
+          </w:p>
+        </w:tc>
+        <w:tc>
+          <w:tcPr>
+            <w:tcW w:type="dxa" w:w="3000"/>
             <w:shd w:fill="FBF3E2" w:color="auto" w:val="clear"/>
             <w:tcMar>
               <w:top w:type="dxa" w:w="60"/>
-              <w:left w:type="dxa" w:w="120"/>
+              <w:left w:type="dxa" w:w="100"/>
               <w:bottom w:type="dxa" w:w="60"/>
-              <w:right w:type="dxa" w:w="120"/>
+              <w:right w:type="dxa" w:w="100"/>
             </w:tcMar>
           </w:tcPr>
           <w:p>
             <w:pPr>
-              <w:spacing w:after="0" w:line="320"/>
+              <w:spacing w:after="0"/>
+            </w:pPr>
+            <w:r>
+              <w:rPr>
+                <w:b/>
+                <w:bCs/>
+                <w:color w:val="B97A12"/>
+                <w:sz w:val="16"/>
+                <w:szCs w:val="16"/>
+              </w:rPr>
+              <w:t xml:space="preserve">EXPLAIN YOUR REASONING</w:t>
+            </w:r>
+          </w:p>
+        </w:tc>
+      </w:tr>
+      <w:tr>
+        <w:trPr>
+          <w:cantSplit/>
+        </w:trPr>
+        <w:tc>
+          <w:tcPr>
+            <w:tcW w:type="dxa" w:w="2800"/>
+            <w:tcMar>
+              <w:top w:type="dxa" w:w="80"/>
+              <w:left w:type="dxa" w:w="100"/>
+              <w:bottom w:type="dxa" w:w="80"/>
+              <w:right w:type="dxa" w:w="100"/>
+            </w:tcMar>
+            <w:vAlign w:val="top"/>
+          </w:tcPr>
+          <w:p>
+            <w:pPr>
+              <w:spacing w:after="60"/>
+            </w:pPr>
+            <w:r>
+              <w:rPr>
+                <w:b/>
+                <w:bCs/>
+                <w:color w:val="12355B"/>
+                <w:sz w:val="21"/>
+                <w:szCs w:val="21"/>
+              </w:rPr>
+              <w:t xml:space="preserve">3.  </w:t>
+            </w:r>
+            <w:r>
+              <w:rPr>
+                <w:b/>
+                <w:bCs/>
+                <w:sz w:val="20"/>
+                <w:szCs w:val="20"/>
+              </w:rPr>
+              <w:t xml:space="preserve">Two rovers leave the space station at 8:00 AM. Rover A returns every 15 minutes and Rover B returns every 20 minutes. When is the next time both rovers are at the station together?</w:t>
+            </w:r>
+          </w:p>
+          <w:p>
+            <w:pPr>
+              <w:spacing w:after="30"/>
+              <w:ind w:left="180"/>
+            </w:pPr>
+            <w:r>
+              <w:rPr>
+                <w:sz w:val="19"/>
+                <w:szCs w:val="19"/>
+              </w:rPr>
+              <w:t xml:space="preserve">A)  8:30 AM (30 minutes later)</w:t>
+            </w:r>
+          </w:p>
+          <w:p>
+            <w:pPr>
+              <w:spacing w:after="30"/>
+              <w:ind w:left="180"/>
+            </w:pPr>
+            <w:r>
+              <w:rPr>
+                <w:sz w:val="19"/>
+                <w:szCs w:val="19"/>
+              </w:rPr>
+              <w:t xml:space="preserve">B)  8:40 AM (40 minutes later)</w:t>
+            </w:r>
+          </w:p>
+          <w:p>
+            <w:pPr>
+              <w:spacing w:after="30"/>
+              <w:ind w:left="180"/>
+            </w:pPr>
+            <w:r>
+              <w:rPr>
+                <w:sz w:val="19"/>
+                <w:szCs w:val="19"/>
+              </w:rPr>
+              <w:t xml:space="preserve">C)  9:00 AM (60 minutes later)</w:t>
+            </w:r>
+          </w:p>
+          <w:p>
+            <w:pPr>
+              <w:spacing w:after="30"/>
+              <w:ind w:left="180"/>
+            </w:pPr>
+            <w:r>
+              <w:rPr>
+                <w:sz w:val="19"/>
+                <w:szCs w:val="19"/>
+              </w:rPr>
+              <w:t xml:space="preserve">D)  9:20 AM (80 minutes later)</w:t>
+            </w:r>
+          </w:p>
+        </w:tc>
+        <w:tc>
+          <w:tcPr>
+            <w:tcW w:type="dxa" w:w="3560"/>
+            <w:tcMar>
+              <w:top w:type="dxa" w:w="80"/>
+              <w:left w:type="dxa" w:w="100"/>
+              <w:bottom w:type="dxa" w:w="80"/>
+              <w:right w:type="dxa" w:w="100"/>
+            </w:tcMar>
+            <w:vAlign w:val="top"/>
+          </w:tcPr>
+          <w:p>
+            <w:pPr>
+              <w:spacing w:after="40"/>
+            </w:pPr>
+            <w:r>
+              <w:rPr>
+                <w:b/>
+                <w:bCs/>
+                <w:color w:val="1FA6A2"/>
+                <w:sz w:val="19"/>
+                <w:szCs w:val="19"/>
+              </w:rPr>
+              <w:t xml:space="preserve">Solution:  </w:t>
+            </w:r>
+            <w:r>
+              <w:rPr>
+                <w:b/>
+                <w:bCs/>
+                <w:sz w:val="19"/>
+                <w:szCs w:val="19"/>
+              </w:rPr>
+              <w:t xml:space="preserve">C)  9:00 AM (60 minutes later)</w:t>
+            </w:r>
+          </w:p>
+          <w:p>
+            <w:pPr>
+              <w:spacing w:after="40"/>
+            </w:pPr>
+            <w:r>
+              <w:rPr>
+                <w:i/>
+                <w:iCs/>
+                <w:color w:val="5F6F80"/>
+                <w:sz w:val="18"/>
+                <w:szCs w:val="18"/>
+              </w:rPr>
+              <w:t xml:space="preserve">LCM(15, 20) = 60 minutes. Both rovers return together 60 minutes after 8:00 AM, at 9:00 AM.</w:t>
+            </w:r>
+          </w:p>
+          <w:p>
+            <w:pPr>
+              <w:pBdr>
+                <w:bottom w:val="single" w:color="AFBECC" w:sz="6"/>
+              </w:pBdr>
+              <w:spacing w:after="30" w:before="150"/>
             </w:pPr>
             <w:r>
               <w:t xml:space="preserve"/>
@@ -3852,7 +4791,125 @@
           </w:p>
           <w:p>
             <w:pPr>
-              <w:spacing w:after="0" w:line="320"/>
+              <w:pBdr>
+                <w:bottom w:val="single" w:color="AFBECC" w:sz="6"/>
+              </w:pBdr>
+              <w:spacing w:after="30" w:before="150"/>
+            </w:pPr>
+            <w:r>
+              <w:t xml:space="preserve"/>
+            </w:r>
+          </w:p>
+        </w:tc>
+        <w:tc>
+          <w:tcPr>
+            <w:tcW w:type="dxa" w:w="3000"/>
+            <w:shd w:fill="FBF3E2" w:color="auto" w:val="clear"/>
+            <w:tcMar>
+              <w:top w:type="dxa" w:w="80"/>
+              <w:left w:type="dxa" w:w="100"/>
+              <w:bottom w:type="dxa" w:w="80"/>
+              <w:right w:type="dxa" w:w="100"/>
+            </w:tcMar>
+            <w:vAlign w:val="top"/>
+          </w:tcPr>
+          <w:p>
+            <w:pPr>
+              <w:spacing w:after="40"/>
+            </w:pPr>
+            <w:r>
+              <w:rPr>
+                <w:b/>
+                <w:bCs/>
+                <w:color w:val="12355B"/>
+                <w:sz w:val="19"/>
+                <w:szCs w:val="19"/>
+              </w:rPr>
+              <w:t xml:space="preserve">Because... </w:t>
+            </w:r>
+            <w:r>
+              <w:rPr>
+                <w:color w:val="AFBECC"/>
+                <w:sz w:val="19"/>
+                <w:szCs w:val="19"/>
+              </w:rPr>
+              <w:t xml:space="preserve">________________</w:t>
+            </w:r>
+          </w:p>
+          <w:p>
+            <w:pPr>
+              <w:pBdr>
+                <w:bottom w:val="single" w:color="AFBECC" w:sz="6"/>
+              </w:pBdr>
+              <w:spacing w:after="30" w:before="150"/>
+            </w:pPr>
+            <w:r>
+              <w:t xml:space="preserve"/>
+            </w:r>
+          </w:p>
+          <w:p>
+            <w:pPr>
+              <w:spacing w:after="40" w:before="80"/>
+            </w:pPr>
+            <w:r>
+              <w:rPr>
+                <w:b/>
+                <w:bCs/>
+                <w:color w:val="6B4FA0"/>
+                <w:sz w:val="19"/>
+                <w:szCs w:val="19"/>
+              </w:rPr>
+              <w:t xml:space="preserve">Although... </w:t>
+            </w:r>
+            <w:r>
+              <w:rPr>
+                <w:color w:val="AFBECC"/>
+                <w:sz w:val="19"/>
+                <w:szCs w:val="19"/>
+              </w:rPr>
+              <w:t xml:space="preserve">_______________</w:t>
+            </w:r>
+          </w:p>
+          <w:p>
+            <w:pPr>
+              <w:pBdr>
+                <w:bottom w:val="single" w:color="AFBECC" w:sz="6"/>
+              </w:pBdr>
+              <w:spacing w:after="30" w:before="150"/>
+            </w:pPr>
+            <w:r>
+              <w:t xml:space="preserve"/>
+            </w:r>
+          </w:p>
+          <w:p>
+            <w:pPr>
+              <w:spacing w:after="40" w:before="80"/>
+            </w:pPr>
+            <w:r>
+              <w:rPr>
+                <w:b/>
+                <w:bCs/>
+                <w:color w:val="1FA6A2"/>
+                <w:sz w:val="19"/>
+                <w:szCs w:val="19"/>
+              </w:rPr>
+              <w:t xml:space="preserve">Therefore... </w:t>
+            </w:r>
+            <w:r>
+              <w:rPr>
+                <w:color w:val="AFBECC"/>
+                <w:sz w:val="19"/>
+                <w:szCs w:val="19"/>
+              </w:rPr>
+              <w:t xml:space="preserve">______________</w:t>
+            </w:r>
+          </w:p>
+          <w:p>
+            <w:pPr>
+              <w:pBdr>
+                <w:bottom w:val="single" w:color="AFBECC" w:sz="6"/>
+              </w:pBdr>
+              <w:spacing w:after="30" w:before="150"/>
             </w:pPr>
             <w:r>
               <w:t xml:space="preserve"/>
@@ -3861,6 +4918,14 @@
         </w:tc>
       </w:tr>
     </w:tbl>
+    <w:p>
+      <w:pPr>
+        <w:spacing w:after="80"/>
+      </w:pPr>
+      <w:r>
+        <w:t xml:space="preserve"/>
+      </w:r>
+    </w:p>
     <w:p>
       <w:pPr>
         <w:pStyle w:val="Heading1"/>
@@ -3979,6 +5044,149 @@
         <w:t xml:space="preserve"/>
       </w:r>
     </w:p>
+    <w:p>
+      <w:pPr>
+        <w:spacing w:after="60"/>
+      </w:pPr>
+      <w:r>
+        <w:t xml:space="preserve"/>
+      </w:r>
+    </w:p>
+    <w:tbl>
+      <w:tblPr>
+        <w:tblW w:type="dxa" w:w="9360"/>
+        <w:tblBorders>
+          <w:top w:val="single" w:color="C7D2DD" w:sz="6"/>
+          <w:left w:val="single" w:color="C7D2DD" w:sz="6"/>
+          <w:bottom w:val="single" w:color="C7D2DD" w:sz="6"/>
+          <w:right w:val="single" w:color="C7D2DD" w:sz="6"/>
+          <w:insideH w:val="single" w:color="C7D2DD" w:sz="6"/>
+          <w:insideV w:val="single" w:color="C7D2DD" w:sz="6"/>
+        </w:tblBorders>
+      </w:tblPr>
+      <w:tblGrid>
+        <w:gridCol w:w="3120"/>
+        <w:gridCol w:w="3120"/>
+        <w:gridCol w:w="3120"/>
+      </w:tblGrid>
+      <w:tr>
+        <w:trPr>
+          <w:cantSplit/>
+          <w:tblHeader/>
+        </w:trPr>
+        <w:tc>
+          <w:tcPr>
+            <w:tcW w:type="dxa" w:w="9360"/>
+            <w:gridSpan w:val="3"/>
+            <w:shd w:fill="EEF4F8" w:color="auto" w:val="clear"/>
+            <w:tcMar>
+              <w:top w:type="dxa" w:w="60"/>
+              <w:left w:type="dxa" w:w="100"/>
+              <w:bottom w:type="dxa" w:w="60"/>
+              <w:right w:type="dxa" w:w="100"/>
+            </w:tcMar>
+          </w:tcPr>
+          <w:p>
+            <w:pPr>
+              <w:spacing w:after="0"/>
+            </w:pPr>
+            <w:r>
+              <w:rPr>
+                <w:b/>
+                <w:bCs/>
+                <w:color w:val="12355B"/>
+                <w:sz w:val="18"/>
+                <w:szCs w:val="18"/>
+              </w:rPr>
+              <w:t xml:space="preserve">EXIT CHECK · 3-POINT SELF-ASSESSMENT CHECKLIST</w:t>
+            </w:r>
+          </w:p>
+        </w:tc>
+      </w:tr>
+      <w:tr>
+        <w:trPr>
+          <w:cantSplit/>
+        </w:trPr>
+        <w:tc>
+          <w:tcPr>
+            <w:tcW w:type="dxa" w:w="3120"/>
+            <w:tcMar>
+              <w:top w:type="dxa" w:w="80"/>
+              <w:left w:type="dxa" w:w="100"/>
+              <w:bottom w:type="dxa" w:w="80"/>
+              <w:right w:type="dxa" w:w="100"/>
+            </w:tcMar>
+          </w:tcPr>
+          <w:p>
+            <w:pPr>
+              <w:spacing w:after="0"/>
+            </w:pPr>
+            <w:r>
+              <w:rPr>
+                <w:b/>
+                <w:bCs/>
+                <w:color w:val="1A2733"/>
+                <w:sz w:val="18"/>
+                <w:szCs w:val="18"/>
+              </w:rPr>
+              <w:t xml:space="preserve">☐ 1. Units &amp; Labels Verified</w:t>
+            </w:r>
+          </w:p>
+        </w:tc>
+        <w:tc>
+          <w:tcPr>
+            <w:tcW w:type="dxa" w:w="3120"/>
+            <w:tcMar>
+              <w:top w:type="dxa" w:w="80"/>
+              <w:left w:type="dxa" w:w="100"/>
+              <w:bottom w:type="dxa" w:w="80"/>
+              <w:right w:type="dxa" w:w="100"/>
+            </w:tcMar>
+          </w:tcPr>
+          <w:p>
+            <w:pPr>
+              <w:spacing w:after="0"/>
+            </w:pPr>
+            <w:r>
+              <w:rPr>
+                <w:b/>
+                <w:bCs/>
+                <w:color w:val="1A2733"/>
+                <w:sz w:val="18"/>
+                <w:szCs w:val="18"/>
+              </w:rPr>
+              <w:t xml:space="preserve">☐ 2. Reasoning Stated (Because / Although / Therefore)</w:t>
+            </w:r>
+          </w:p>
+        </w:tc>
+        <w:tc>
+          <w:tcPr>
+            <w:tcW w:type="dxa" w:w="3120"/>
+            <w:tcMar>
+              <w:top w:type="dxa" w:w="80"/>
+              <w:left w:type="dxa" w:w="100"/>
+              <w:bottom w:type="dxa" w:w="80"/>
+              <w:right w:type="dxa" w:w="100"/>
+            </w:tcMar>
+          </w:tcPr>
+          <w:p>
+            <w:pPr>
+              <w:spacing w:after="0"/>
+            </w:pPr>
+            <w:r>
+              <w:rPr>
+                <w:b/>
+                <w:bCs/>
+                <w:color w:val="1A2733"/>
+                <w:sz w:val="18"/>
+                <w:szCs w:val="18"/>
+              </w:rPr>
+              <w:t xml:space="preserve">☐ 3. Calculations Double-Checked</w:t>
+            </w:r>
+          </w:p>
+        </w:tc>
+      </w:tr>
+    </w:tbl>
     <w:p>
       <w:pPr>
         <w:pStyle w:val="Heading1"/>
@@ -4358,7 +5566,7 @@
           <w:sz w:val="19"/>
           <w:szCs w:val="19"/>
         </w:rPr>
-        <w:t xml:space="preserve">  — LCM(15, 20) = 60 minutes. Both buses return together 60 minutes after 8:00 AM, at 9:00 AM.</w:t>
+        <w:t xml:space="preserve">  — LCM(15, 20) = 60 minutes. Both rovers return together 60 minutes after 8:00 AM, at 9:00 AM.</w:t>
       </w:r>
     </w:p>
     <w:p>
